--- a/HARDWARE/Use Case DC motor PWM.docx
+++ b/HARDWARE/Use Case DC motor PWM.docx
@@ -4,7 +4,7 @@
   <w:body>
     <w:tbl>
       <w:tblPr>
-        <w:tblStyle w:val="4"/>
+        <w:tblStyle w:val="5"/>
         <w:tblW w:w="0" w:type="auto"/>
         <w:tblInd w:w="0" w:type="dxa"/>
         <w:tblBorders>
@@ -100,17 +100,7 @@
                 <w:sz w:val="24"/>
                 <w:szCs w:val="24"/>
               </w:rPr>
-              <w:t xml:space="preserve">Điều chỉnh Chế độ và </w:t>
-            </w:r>
-            <w:r>
-              <w:rPr>
-                <w:rFonts w:hint="default" w:ascii="Times New Roman" w:hAnsi="Times New Roman" w:eastAsia="SimSun" w:cs="Times New Roman"/>
-                <w:b w:val="0"/>
-                <w:bCs w:val="0"/>
-                <w:sz w:val="24"/>
-                <w:szCs w:val="24"/>
-              </w:rPr>
-              <w:t>Tốc độ Quạt</w:t>
+              <w:t>Vận hành và Giám sát Hệ thống Làm mát Tự động</w:t>
             </w:r>
           </w:p>
         </w:tc>
@@ -268,27 +258,7 @@
                 <w:sz w:val="24"/>
                 <w:szCs w:val="24"/>
               </w:rPr>
-              <w:t xml:space="preserve">Hệ Thống Mô Phỏng Làm Mát Động Cơ Điều Khiển Bằng PWM, tập trung vào chức năng cho phép người dùng chuyển đổi giữa các chế độ hoạt động và điều khiển </w:t>
-            </w:r>
-            <w:r>
-              <w:rPr>
-                <w:rFonts w:hint="default" w:ascii="Times New Roman" w:hAnsi="Times New Roman" w:eastAsia="SimSun" w:cs="Times New Roman"/>
-                <w:b w:val="0"/>
-                <w:bCs w:val="0"/>
-                <w:sz w:val="24"/>
-                <w:szCs w:val="24"/>
-              </w:rPr>
-              <w:t>tốc độ quạt làm mát</w:t>
-            </w:r>
-            <w:r>
-              <w:rPr>
-                <w:rFonts w:hint="default" w:ascii="Times New Roman" w:hAnsi="Times New Roman" w:eastAsia="SimSun" w:cs="Times New Roman"/>
-                <w:b w:val="0"/>
-                <w:bCs w:val="0"/>
-                <w:sz w:val="24"/>
-                <w:szCs w:val="24"/>
-              </w:rPr>
-              <w:t>.</w:t>
+              <w:t>Hệ Thống Mô Phỏng Làm Mát Động Cơ Điều Khiển Bằng PWM. Phạm vi giới hạn ở việc hệ thống tự động điều tốc quạt theo nhiệt độ và người dùng giám sát thông số.</w:t>
             </w:r>
           </w:p>
         </w:tc>
@@ -446,27 +416,17 @@
                 <w:sz w:val="24"/>
                 <w:szCs w:val="24"/>
               </w:rPr>
-              <w:t xml:space="preserve">Người dùng: Muốn dễ dàng chuyển đổi giữa chế độ tự động và chế độ điều khiển bằng tay , cũng như điều chỉnh chính xác </w:t>
-            </w:r>
-            <w:r>
-              <w:rPr>
-                <w:rFonts w:hint="default" w:ascii="Times New Roman" w:hAnsi="Times New Roman" w:eastAsia="SimSun" w:cs="Times New Roman"/>
-                <w:b w:val="0"/>
-                <w:bCs w:val="0"/>
-                <w:sz w:val="24"/>
-                <w:szCs w:val="24"/>
-              </w:rPr>
-              <w:t>tốc độ quạt</w:t>
-            </w:r>
-            <w:r>
-              <w:rPr>
-                <w:rFonts w:hint="default" w:ascii="Times New Roman" w:hAnsi="Times New Roman" w:eastAsia="SimSun" w:cs="Times New Roman"/>
-                <w:b w:val="0"/>
-                <w:bCs w:val="0"/>
-                <w:sz w:val="24"/>
-                <w:szCs w:val="24"/>
-              </w:rPr>
-              <w:t xml:space="preserve"> khi cần thiết để kiểm soát nhiệt độ.</w:t>
+              <w:t>Người dùng:</w:t>
+            </w:r>
+            <w:r>
+              <w:rPr>
+                <w:rFonts w:hint="default" w:ascii="Times New Roman" w:hAnsi="Times New Roman" w:eastAsia="SimSun" w:cs="Times New Roman"/>
+                <w:b w:val="0"/>
+                <w:bCs w:val="0"/>
+                <w:sz w:val="24"/>
+                <w:szCs w:val="24"/>
+              </w:rPr>
+              <w:t xml:space="preserve"> Muốn hệ thống tự động duy trì nhiệt độ ổn định mà không cần can thiệp thủ công. Quan tâm đến việc hiển thị chính xác nhiệt độ và trạng thái quạt.</w:t>
             </w:r>
           </w:p>
         </w:tc>
@@ -547,7 +507,7 @@
                 <w:sz w:val="24"/>
                 <w:szCs w:val="24"/>
               </w:rPr>
-              <w:t>- Hệ thống đã được cấp nguồn đầy đủ cho cả vi điều khiển và các thiết bị công suất .</w:t>
+              <w:t>- Hệ thống đã được cấp nguồn đầy đủ cho cả vi điều khiển và các thiết bị công suất.</w:t>
             </w:r>
             <w:r>
               <w:rPr>
@@ -584,7 +544,7 @@
                 <w:sz w:val="24"/>
                 <w:szCs w:val="24"/>
               </w:rPr>
-              <w:t>- Hệ thống đã khởi động xong và đang ở trạng thái Chờ (Standby) .</w:t>
+              <w:t>- Hệ thống đã khởi động xong và đang ở trạng thái Chờ (Standby).</w:t>
             </w:r>
           </w:p>
           <w:p>
@@ -606,28 +566,11 @@
                 <w:rFonts w:hint="default" w:ascii="Times New Roman" w:hAnsi="Times New Roman" w:eastAsia="SimSun" w:cs="Times New Roman"/>
                 <w:b w:val="0"/>
                 <w:bCs w:val="0"/>
-                <w:i w:val="0"/>
-                <w:iCs w:val="0"/>
-                <w:sz w:val="24"/>
-                <w:szCs w:val="24"/>
-              </w:rPr>
-              <w:t>- Encoder xoay và nút nhấn hoạt động bình thường.</w:t>
-            </w:r>
-          </w:p>
-          <w:p>
-            <w:pPr>
-              <w:widowControl w:val="0"/>
-              <w:jc w:val="center"/>
-              <w:rPr>
-                <w:rFonts w:hint="default" w:ascii="Times New Roman" w:hAnsi="Times New Roman" w:eastAsia="SimSun" w:cs="Times New Roman"/>
-                <w:b w:val="0"/>
-                <w:bCs w:val="0"/>
-                <w:i w:val="0"/>
-                <w:iCs w:val="0"/>
-                <w:sz w:val="24"/>
-                <w:szCs w:val="24"/>
-              </w:rPr>
-            </w:pPr>
+                <w:sz w:val="24"/>
+                <w:szCs w:val="24"/>
+              </w:rPr>
+              <w:t>- Cảm biến nhiệt độ và quạt đã được kết nối đúng sơ đồ.</w:t>
+            </w:r>
           </w:p>
         </w:tc>
       </w:tr>
@@ -685,35 +628,57 @@
           </w:tcPr>
           <w:p>
             <w:pPr>
-              <w:widowControl w:val="0"/>
-              <w:jc w:val="center"/>
-              <w:rPr>
-                <w:rFonts w:hint="default" w:ascii="Times New Roman" w:hAnsi="Times New Roman" w:eastAsia="SimSun" w:cs="Times New Roman"/>
-                <w:b w:val="0"/>
-                <w:bCs w:val="0"/>
-                <w:i w:val="0"/>
-                <w:iCs w:val="0"/>
-                <w:sz w:val="24"/>
-                <w:szCs w:val="24"/>
-              </w:rPr>
-            </w:pPr>
-            <w:r>
-              <w:rPr>
-                <w:rFonts w:hint="default" w:ascii="Times New Roman" w:hAnsi="Times New Roman" w:eastAsia="SimSun" w:cs="Times New Roman"/>
-                <w:b w:val="0"/>
-                <w:bCs w:val="0"/>
-                <w:i w:val="0"/>
-                <w:iCs w:val="0"/>
-                <w:sz w:val="24"/>
-                <w:szCs w:val="24"/>
-              </w:rPr>
-              <w:t>- Chế độ hoạt động của hệ thống được thay đổi thành công (Tự động hoặc Bằng tay).</w:t>
-            </w:r>
-          </w:p>
-          <w:p>
-            <w:pPr>
-              <w:widowControl w:val="0"/>
-              <w:jc w:val="center"/>
+              <w:keepNext w:val="0"/>
+              <w:keepLines w:val="0"/>
+              <w:widowControl/>
+              <w:suppressLineNumbers w:val="0"/>
+              <w:pBdr>
+                <w:top w:val="none" w:color="auto" w:sz="0" w:space="0"/>
+              </w:pBdr>
+              <w:shd w:val="clear" w:fill="FFFFFF"/>
+              <w:ind w:left="0" w:firstLine="0"/>
+              <w:jc w:val="left"/>
+              <w:rPr>
+                <w:rFonts w:hint="default" w:ascii="Times New Roman" w:hAnsi="Times New Roman" w:eastAsia="Segoe UI" w:cs="Times New Roman"/>
+                <w:b w:val="0"/>
+                <w:bCs w:val="0"/>
+                <w:i w:val="0"/>
+                <w:iCs w:val="0"/>
+                <w:caps w:val="0"/>
+                <w:color w:val="081B3A"/>
+                <w:spacing w:val="2"/>
+                <w:sz w:val="24"/>
+                <w:szCs w:val="24"/>
+              </w:rPr>
+            </w:pPr>
+            <w:r>
+              <w:rPr>
+                <w:rFonts w:hint="default" w:ascii="Times New Roman" w:hAnsi="Times New Roman" w:eastAsia="Segoe UI" w:cs="Times New Roman"/>
+                <w:b w:val="0"/>
+                <w:bCs w:val="0"/>
+                <w:i w:val="0"/>
+                <w:iCs w:val="0"/>
+                <w:caps w:val="0"/>
+                <w:color w:val="081B3A"/>
+                <w:spacing w:val="2"/>
+                <w:kern w:val="0"/>
+                <w:sz w:val="24"/>
+                <w:szCs w:val="24"/>
+                <w:shd w:val="clear" w:fill="FFFFFF"/>
+                <w:lang w:val="en-US" w:eastAsia="zh-CN" w:bidi="ar"/>
+              </w:rPr>
+              <w:t>- Quạt hoạt động với tốc độ tương ứng với nhiệt độ môi trường/động cơ.</w:t>
+            </w:r>
+          </w:p>
+          <w:p>
+            <w:pPr>
+              <w:keepNext w:val="0"/>
+              <w:keepLines w:val="0"/>
+              <w:widowControl/>
+              <w:suppressLineNumbers w:val="0"/>
+              <w:shd w:val="clear" w:fill="FFFFFF"/>
+              <w:ind w:left="0" w:firstLine="0"/>
+              <w:jc w:val="left"/>
               <w:rPr>
                 <w:rFonts w:hint="default" w:ascii="Times New Roman" w:hAnsi="Times New Roman" w:cs="Times New Roman"/>
                 <w:b w:val="0"/>
@@ -723,93 +688,23 @@
                 <w:vertAlign w:val="baseline"/>
               </w:rPr>
             </w:pPr>
-            <w:bookmarkStart w:id="0" w:name="_GoBack"/>
-            <w:bookmarkEnd w:id="0"/>
-            <w:r>
-              <w:rPr>
-                <w:rFonts w:hint="default" w:ascii="Times New Roman" w:hAnsi="Times New Roman" w:eastAsia="SimSun" w:cs="Times New Roman"/>
-                <w:b w:val="0"/>
-                <w:bCs w:val="0"/>
-                <w:i w:val="0"/>
-                <w:iCs w:val="0"/>
-                <w:sz w:val="24"/>
-                <w:szCs w:val="24"/>
-              </w:rPr>
-              <w:t xml:space="preserve">- </w:t>
-            </w:r>
-            <w:r>
-              <w:rPr>
-                <w:rFonts w:hint="default" w:ascii="Times New Roman" w:hAnsi="Times New Roman" w:eastAsia="SimSun" w:cs="Times New Roman"/>
-                <w:b w:val="0"/>
-                <w:bCs w:val="0"/>
-                <w:sz w:val="24"/>
-                <w:szCs w:val="24"/>
-              </w:rPr>
-              <w:t>Tốc độ quạt</w:t>
-            </w:r>
-            <w:r>
-              <w:rPr>
-                <w:rFonts w:hint="default" w:ascii="Times New Roman" w:hAnsi="Times New Roman" w:eastAsia="SimSun" w:cs="Times New Roman"/>
-                <w:b w:val="0"/>
-                <w:bCs w:val="0"/>
-                <w:sz w:val="24"/>
-                <w:szCs w:val="24"/>
-              </w:rPr>
-              <w:t xml:space="preserve"> được cập nhật theo cài đặt mới.</w:t>
-            </w:r>
-            <w:r>
-              <w:rPr>
-                <w:rFonts w:hint="default" w:ascii="Times New Roman" w:hAnsi="Times New Roman" w:eastAsia="SimSun" w:cs="Times New Roman"/>
-                <w:b w:val="0"/>
-                <w:bCs w:val="0"/>
-                <w:i w:val="0"/>
-                <w:iCs w:val="0"/>
-                <w:sz w:val="24"/>
-                <w:szCs w:val="24"/>
-              </w:rPr>
-              <w:br w:type="textWrapping"/>
-            </w:r>
-            <w:r>
-              <w:rPr>
-                <w:rFonts w:hint="default" w:ascii="Times New Roman" w:hAnsi="Times New Roman" w:eastAsia="SimSun" w:cs="Times New Roman"/>
-                <w:b w:val="0"/>
-                <w:bCs w:val="0"/>
-                <w:i w:val="0"/>
-                <w:iCs w:val="0"/>
-                <w:sz w:val="24"/>
-                <w:szCs w:val="24"/>
-              </w:rPr>
-              <w:t xml:space="preserve">- </w:t>
-            </w:r>
-            <w:r>
-              <w:rPr>
-                <w:rFonts w:hint="default" w:ascii="Times New Roman" w:hAnsi="Times New Roman" w:eastAsia="SimSun" w:cs="Times New Roman"/>
-                <w:b w:val="0"/>
-                <w:bCs w:val="0"/>
-                <w:sz w:val="24"/>
-                <w:szCs w:val="24"/>
-              </w:rPr>
-              <w:t xml:space="preserve">Màn hình hiển thị chính xác chế độ và </w:t>
-            </w:r>
-            <w:r>
-              <w:rPr>
-                <w:rFonts w:hint="default" w:ascii="Times New Roman" w:hAnsi="Times New Roman" w:eastAsia="SimSun" w:cs="Times New Roman"/>
-                <w:b w:val="0"/>
-                <w:bCs w:val="0"/>
-                <w:sz w:val="24"/>
-                <w:szCs w:val="24"/>
-              </w:rPr>
-              <w:t>tốc độ</w:t>
-            </w:r>
-            <w:r>
-              <w:rPr>
-                <w:rFonts w:hint="default" w:ascii="Times New Roman" w:hAnsi="Times New Roman" w:eastAsia="SimSun" w:cs="Times New Roman"/>
-                <w:b w:val="0"/>
-                <w:bCs w:val="0"/>
-                <w:sz w:val="24"/>
-                <w:szCs w:val="24"/>
-              </w:rPr>
-              <w:t xml:space="preserve"> hiện tại</w:t>
+            <w:r>
+              <w:rPr>
+                <w:rFonts w:hint="default" w:ascii="Times New Roman" w:hAnsi="Times New Roman" w:eastAsia="Segoe UI" w:cs="Times New Roman"/>
+                <w:b w:val="0"/>
+                <w:bCs w:val="0"/>
+                <w:i w:val="0"/>
+                <w:iCs w:val="0"/>
+                <w:caps w:val="0"/>
+                <w:color w:val="081B3A"/>
+                <w:spacing w:val="2"/>
+                <w:kern w:val="0"/>
+                <w:sz w:val="24"/>
+                <w:szCs w:val="24"/>
+                <w:shd w:val="clear" w:fill="FFFFFF"/>
+                <w:lang w:val="en-US" w:eastAsia="zh-CN" w:bidi="ar"/>
+              </w:rPr>
+              <w:t>- Màn hình hiển thị chính xác thông số Nhiệt độ và phần trăm tốc độ (Duty Cycle).</w:t>
             </w:r>
           </w:p>
         </w:tc>
@@ -869,48 +764,221 @@
           </w:tcPr>
           <w:p>
             <w:pPr>
-              <w:widowControl w:val="0"/>
-              <w:jc w:val="center"/>
-              <w:rPr>
-                <w:rFonts w:hint="default" w:ascii="Times New Roman" w:hAnsi="Times New Roman" w:eastAsia="SimSun" w:cs="Times New Roman"/>
-                <w:b w:val="0"/>
-                <w:bCs w:val="0"/>
-                <w:i w:val="0"/>
-                <w:iCs w:val="0"/>
-                <w:sz w:val="24"/>
-                <w:szCs w:val="24"/>
-              </w:rPr>
-            </w:pPr>
-            <w:r>
-              <w:rPr>
-                <w:rFonts w:hint="default" w:ascii="Times New Roman" w:hAnsi="Times New Roman" w:eastAsia="SimSun" w:cs="Times New Roman"/>
-                <w:b w:val="0"/>
-                <w:bCs w:val="0"/>
-                <w:i w:val="0"/>
-                <w:iCs w:val="0"/>
-                <w:sz w:val="24"/>
-                <w:szCs w:val="24"/>
-                <w:lang w:val="en-US"/>
-              </w:rPr>
-              <w:t>+</w:t>
-            </w:r>
-            <w:r>
-              <w:rPr>
-                <w:rFonts w:hint="default" w:ascii="Times New Roman" w:hAnsi="Times New Roman" w:eastAsia="SimSun" w:cs="Times New Roman"/>
-                <w:b w:val="0"/>
-                <w:bCs w:val="0"/>
-                <w:i w:val="0"/>
-                <w:iCs w:val="0"/>
-                <w:sz w:val="24"/>
-                <w:szCs w:val="24"/>
-              </w:rPr>
-              <w:t>Người dùng nhấn vào nút trên Encoder xoay để chuyển chế độ.</w:t>
-            </w:r>
-          </w:p>
-          <w:p>
-            <w:pPr>
-              <w:widowControl w:val="0"/>
-              <w:jc w:val="center"/>
+              <w:keepNext w:val="0"/>
+              <w:keepLines w:val="0"/>
+              <w:widowControl/>
+              <w:suppressLineNumbers w:val="0"/>
+              <w:pBdr>
+                <w:top w:val="none" w:color="auto" w:sz="0" w:space="0"/>
+              </w:pBdr>
+              <w:shd w:val="clear" w:fill="FFFFFF"/>
+              <w:ind w:left="0" w:firstLine="0"/>
+              <w:jc w:val="left"/>
+              <w:rPr>
+                <w:rFonts w:hint="default" w:ascii="Times New Roman" w:hAnsi="Times New Roman" w:eastAsia="Segoe UI" w:cs="Times New Roman"/>
+                <w:b w:val="0"/>
+                <w:bCs w:val="0"/>
+                <w:i w:val="0"/>
+                <w:iCs w:val="0"/>
+                <w:caps w:val="0"/>
+                <w:color w:val="081B3A"/>
+                <w:spacing w:val="2"/>
+                <w:sz w:val="24"/>
+                <w:szCs w:val="24"/>
+              </w:rPr>
+            </w:pPr>
+            <w:r>
+              <w:rPr>
+                <w:rFonts w:hint="default" w:ascii="Times New Roman" w:hAnsi="Times New Roman" w:eastAsia="Segoe UI" w:cs="Times New Roman"/>
+                <w:b w:val="0"/>
+                <w:bCs w:val="0"/>
+                <w:i w:val="0"/>
+                <w:iCs w:val="0"/>
+                <w:caps w:val="0"/>
+                <w:color w:val="081B3A"/>
+                <w:spacing w:val="2"/>
+                <w:kern w:val="0"/>
+                <w:sz w:val="24"/>
+                <w:szCs w:val="24"/>
+                <w:shd w:val="clear" w:fill="FFFFFF"/>
+                <w:lang w:val="en-US" w:eastAsia="zh-CN" w:bidi="ar"/>
+              </w:rPr>
+              <w:t>+ Người dùng nhấn nút (hoặc cấp nguồn) để kích hoạt hệ thống từ trạng thái Standby.</w:t>
+            </w:r>
+          </w:p>
+          <w:p>
+            <w:pPr>
+              <w:keepNext w:val="0"/>
+              <w:keepLines w:val="0"/>
+              <w:widowControl/>
+              <w:suppressLineNumbers w:val="0"/>
+              <w:shd w:val="clear" w:fill="FFFFFF"/>
+              <w:ind w:left="0" w:firstLine="0"/>
+              <w:jc w:val="left"/>
+              <w:rPr>
+                <w:rFonts w:hint="default" w:ascii="Times New Roman" w:hAnsi="Times New Roman" w:eastAsia="Segoe UI" w:cs="Times New Roman"/>
+                <w:b w:val="0"/>
+                <w:bCs w:val="0"/>
+                <w:i w:val="0"/>
+                <w:iCs w:val="0"/>
+                <w:caps w:val="0"/>
+                <w:color w:val="081B3A"/>
+                <w:spacing w:val="2"/>
+                <w:sz w:val="24"/>
+                <w:szCs w:val="24"/>
+              </w:rPr>
+            </w:pPr>
+            <w:r>
+              <w:rPr>
+                <w:rFonts w:hint="default" w:ascii="Times New Roman" w:hAnsi="Times New Roman" w:eastAsia="Segoe UI" w:cs="Times New Roman"/>
+                <w:b w:val="0"/>
+                <w:bCs w:val="0"/>
+                <w:i w:val="0"/>
+                <w:iCs w:val="0"/>
+                <w:caps w:val="0"/>
+                <w:color w:val="081B3A"/>
+                <w:spacing w:val="2"/>
+                <w:kern w:val="0"/>
+                <w:sz w:val="24"/>
+                <w:szCs w:val="24"/>
+                <w:shd w:val="clear" w:fill="FFFFFF"/>
+                <w:lang w:val="en-US" w:eastAsia="zh-CN" w:bidi="ar"/>
+              </w:rPr>
+              <w:t>+ Hệ thống bắt đầu đọc giá trị liên tục từ cảm biến nhiệt độ.</w:t>
+            </w:r>
+          </w:p>
+          <w:p>
+            <w:pPr>
+              <w:keepNext w:val="0"/>
+              <w:keepLines w:val="0"/>
+              <w:widowControl/>
+              <w:suppressLineNumbers w:val="0"/>
+              <w:shd w:val="clear" w:fill="FFFFFF"/>
+              <w:ind w:left="0" w:firstLine="0"/>
+              <w:jc w:val="left"/>
+              <w:rPr>
+                <w:rFonts w:hint="default" w:ascii="Times New Roman" w:hAnsi="Times New Roman" w:eastAsia="Segoe UI" w:cs="Times New Roman"/>
+                <w:b w:val="0"/>
+                <w:bCs w:val="0"/>
+                <w:i w:val="0"/>
+                <w:iCs w:val="0"/>
+                <w:caps w:val="0"/>
+                <w:color w:val="081B3A"/>
+                <w:spacing w:val="2"/>
+                <w:sz w:val="24"/>
+                <w:szCs w:val="24"/>
+              </w:rPr>
+            </w:pPr>
+            <w:r>
+              <w:rPr>
+                <w:rFonts w:hint="default" w:ascii="Times New Roman" w:hAnsi="Times New Roman" w:eastAsia="Segoe UI" w:cs="Times New Roman"/>
+                <w:b w:val="0"/>
+                <w:bCs w:val="0"/>
+                <w:i w:val="0"/>
+                <w:iCs w:val="0"/>
+                <w:caps w:val="0"/>
+                <w:color w:val="081B3A"/>
+                <w:spacing w:val="2"/>
+                <w:kern w:val="0"/>
+                <w:sz w:val="24"/>
+                <w:szCs w:val="24"/>
+                <w:shd w:val="clear" w:fill="FFFFFF"/>
+                <w:lang w:val="en-US" w:eastAsia="zh-CN" w:bidi="ar"/>
+              </w:rPr>
+              <w:t>+ Hệ thống tính toán độ rộng xung PWM dựa trên thuật toán: Nhiệt độ tăng -&gt; Tốc độ quạt tăng (và ngược lại).</w:t>
+            </w:r>
+          </w:p>
+          <w:p>
+            <w:pPr>
+              <w:keepNext w:val="0"/>
+              <w:keepLines w:val="0"/>
+              <w:widowControl/>
+              <w:suppressLineNumbers w:val="0"/>
+              <w:shd w:val="clear" w:fill="FFFFFF"/>
+              <w:ind w:left="0" w:firstLine="0"/>
+              <w:jc w:val="left"/>
+              <w:rPr>
+                <w:rFonts w:hint="default" w:ascii="Times New Roman" w:hAnsi="Times New Roman" w:eastAsia="Segoe UI" w:cs="Times New Roman"/>
+                <w:b w:val="0"/>
+                <w:bCs w:val="0"/>
+                <w:i w:val="0"/>
+                <w:iCs w:val="0"/>
+                <w:caps w:val="0"/>
+                <w:color w:val="081B3A"/>
+                <w:spacing w:val="2"/>
+                <w:sz w:val="24"/>
+                <w:szCs w:val="24"/>
+              </w:rPr>
+            </w:pPr>
+            <w:r>
+              <w:rPr>
+                <w:rFonts w:hint="default" w:ascii="Times New Roman" w:hAnsi="Times New Roman" w:eastAsia="Segoe UI" w:cs="Times New Roman"/>
+                <w:b w:val="0"/>
+                <w:bCs w:val="0"/>
+                <w:i w:val="0"/>
+                <w:iCs w:val="0"/>
+                <w:caps w:val="0"/>
+                <w:color w:val="081B3A"/>
+                <w:spacing w:val="2"/>
+                <w:kern w:val="0"/>
+                <w:sz w:val="24"/>
+                <w:szCs w:val="24"/>
+                <w:shd w:val="clear" w:fill="FFFFFF"/>
+                <w:lang w:val="en-US" w:eastAsia="zh-CN" w:bidi="ar"/>
+              </w:rPr>
+              <w:t>+ Hệ thống xuất tín hiệu PWM để điều khiển quạt chạy theo tốc độ đã tính toán.</w:t>
+            </w:r>
+          </w:p>
+          <w:p>
+            <w:pPr>
+              <w:keepNext w:val="0"/>
+              <w:keepLines w:val="0"/>
+              <w:widowControl/>
+              <w:suppressLineNumbers w:val="0"/>
+              <w:shd w:val="clear" w:fill="FFFFFF"/>
+              <w:ind w:left="0" w:firstLine="0"/>
+              <w:jc w:val="left"/>
+              <w:rPr>
+                <w:rFonts w:hint="default" w:ascii="Times New Roman" w:hAnsi="Times New Roman" w:eastAsia="Segoe UI" w:cs="Times New Roman"/>
+                <w:b w:val="0"/>
+                <w:bCs w:val="0"/>
+                <w:i w:val="0"/>
+                <w:iCs w:val="0"/>
+                <w:caps w:val="0"/>
+                <w:color w:val="081B3A"/>
+                <w:spacing w:val="2"/>
+                <w:sz w:val="24"/>
+                <w:szCs w:val="24"/>
+              </w:rPr>
+            </w:pPr>
+            <w:r>
+              <w:rPr>
+                <w:rFonts w:hint="default" w:ascii="Times New Roman" w:hAnsi="Times New Roman" w:eastAsia="Segoe UI" w:cs="Times New Roman"/>
+                <w:b w:val="0"/>
+                <w:bCs w:val="0"/>
+                <w:i w:val="0"/>
+                <w:iCs w:val="0"/>
+                <w:caps w:val="0"/>
+                <w:color w:val="081B3A"/>
+                <w:spacing w:val="2"/>
+                <w:kern w:val="0"/>
+                <w:sz w:val="24"/>
+                <w:szCs w:val="24"/>
+                <w:shd w:val="clear" w:fill="FFFFFF"/>
+                <w:lang w:val="en-US" w:eastAsia="zh-CN" w:bidi="ar"/>
+              </w:rPr>
+              <w:t>+ Màn hình cập nhật hiển thị dòng chữ: "Che do: Tu dong" và các thông số hiện tại (Ví dụ: "Temp: 35C", "Speed: 50%").</w:t>
+            </w:r>
+          </w:p>
+          <w:p>
+            <w:pPr>
+              <w:keepNext w:val="0"/>
+              <w:keepLines w:val="0"/>
+              <w:widowControl/>
+              <w:suppressLineNumbers w:val="0"/>
+              <w:shd w:val="clear" w:fill="FFFFFF"/>
+              <w:ind w:left="0" w:firstLine="0"/>
+              <w:jc w:val="left"/>
               <w:rPr>
                 <w:rFonts w:hint="default" w:ascii="Times New Roman" w:hAnsi="Times New Roman" w:cs="Times New Roman"/>
                 <w:b w:val="0"/>
@@ -923,255 +991,21 @@
             </w:pPr>
             <w:r>
               <w:rPr>
-                <w:rFonts w:hint="default" w:ascii="Times New Roman" w:hAnsi="Times New Roman" w:eastAsia="SimSun" w:cs="Times New Roman"/>
-                <w:b w:val="0"/>
-                <w:bCs w:val="0"/>
-                <w:i w:val="0"/>
-                <w:iCs w:val="0"/>
-                <w:sz w:val="24"/>
-                <w:szCs w:val="24"/>
-                <w:lang w:val="en-US"/>
-              </w:rPr>
-              <w:t>+</w:t>
-            </w:r>
-            <w:r>
-              <w:rPr>
-                <w:rFonts w:hint="default" w:ascii="Times New Roman" w:hAnsi="Times New Roman" w:eastAsia="SimSun" w:cs="Times New Roman"/>
-                <w:b w:val="0"/>
-                <w:bCs w:val="0"/>
-                <w:sz w:val="24"/>
-                <w:szCs w:val="24"/>
-              </w:rPr>
-              <w:t>Hệ thống chuyển từ trạng thái Standby sang chế độ Bằng tay (Manual). Màn hình cập nhật hiển thị "Che do: Bang tay" và "</w:t>
-            </w:r>
-            <w:r>
-              <w:rPr>
-                <w:rFonts w:hint="default" w:ascii="Times New Roman" w:hAnsi="Times New Roman" w:eastAsia="SimSun" w:cs="Times New Roman"/>
-                <w:b w:val="0"/>
-                <w:bCs w:val="0"/>
-                <w:sz w:val="24"/>
-                <w:szCs w:val="24"/>
-              </w:rPr>
-              <w:t>Toc do: 0%</w:t>
-            </w:r>
-            <w:r>
-              <w:rPr>
-                <w:rFonts w:hint="default" w:ascii="Times New Roman" w:hAnsi="Times New Roman" w:eastAsia="SimSun" w:cs="Times New Roman"/>
-                <w:b w:val="0"/>
-                <w:bCs w:val="0"/>
-                <w:sz w:val="24"/>
-                <w:szCs w:val="24"/>
-              </w:rPr>
-              <w:t>"</w:t>
-            </w:r>
-            <w:r>
-              <w:rPr>
-                <w:rFonts w:hint="default" w:ascii="Times New Roman" w:hAnsi="Times New Roman" w:eastAsia="SimSun" w:cs="Times New Roman"/>
-                <w:b w:val="0"/>
-                <w:bCs w:val="0"/>
-                <w:i w:val="0"/>
-                <w:iCs w:val="0"/>
-                <w:sz w:val="24"/>
-                <w:szCs w:val="24"/>
-              </w:rPr>
-              <w:t>.</w:t>
-            </w:r>
-            <w:r>
-              <w:rPr>
-                <w:rFonts w:hint="default" w:ascii="Times New Roman" w:hAnsi="Times New Roman" w:eastAsia="SimSun" w:cs="Times New Roman"/>
-                <w:b w:val="0"/>
-                <w:bCs w:val="0"/>
-                <w:i w:val="0"/>
-                <w:iCs w:val="0"/>
-                <w:sz w:val="24"/>
-                <w:szCs w:val="24"/>
-              </w:rPr>
-              <w:br w:type="textWrapping"/>
-            </w:r>
-            <w:r>
-              <w:rPr>
-                <w:rFonts w:hint="default" w:ascii="Times New Roman" w:hAnsi="Times New Roman" w:eastAsia="SimSun" w:cs="Times New Roman"/>
-                <w:b w:val="0"/>
-                <w:bCs w:val="0"/>
-                <w:i w:val="0"/>
-                <w:iCs w:val="0"/>
-                <w:sz w:val="24"/>
-                <w:szCs w:val="24"/>
-                <w:lang w:val="en-US"/>
-              </w:rPr>
-              <w:t>+</w:t>
-            </w:r>
-            <w:r>
-              <w:rPr>
-                <w:rFonts w:hint="default" w:ascii="Times New Roman" w:hAnsi="Times New Roman" w:eastAsia="SimSun" w:cs="Times New Roman"/>
-                <w:b w:val="0"/>
-                <w:bCs w:val="0"/>
-                <w:sz w:val="24"/>
-                <w:szCs w:val="24"/>
-              </w:rPr>
-              <w:t xml:space="preserve">Hệ thống nhận tín hiệu từ Encoder, tăng/giảm giá trị độ rộng xung PWM tương ứng và cập nhật </w:t>
-            </w:r>
-            <w:r>
-              <w:rPr>
-                <w:rFonts w:hint="default" w:ascii="Times New Roman" w:hAnsi="Times New Roman" w:eastAsia="SimSun" w:cs="Times New Roman"/>
-                <w:b w:val="0"/>
-                <w:bCs w:val="0"/>
-                <w:sz w:val="24"/>
-                <w:szCs w:val="24"/>
-              </w:rPr>
-              <w:t>tốc độ quạt</w:t>
-            </w:r>
-            <w:r>
-              <w:rPr>
-                <w:rFonts w:hint="default" w:ascii="Times New Roman" w:hAnsi="Times New Roman" w:eastAsia="SimSun" w:cs="Times New Roman"/>
-                <w:b w:val="0"/>
-                <w:bCs w:val="0"/>
-                <w:i w:val="0"/>
-                <w:iCs w:val="0"/>
-                <w:sz w:val="24"/>
-                <w:szCs w:val="24"/>
-              </w:rPr>
-              <w:t>.</w:t>
-            </w:r>
-            <w:r>
-              <w:rPr>
-                <w:rFonts w:hint="default" w:ascii="Times New Roman" w:hAnsi="Times New Roman" w:eastAsia="SimSun" w:cs="Times New Roman"/>
-                <w:b w:val="0"/>
-                <w:bCs w:val="0"/>
-                <w:i w:val="0"/>
-                <w:iCs w:val="0"/>
-                <w:sz w:val="24"/>
-                <w:szCs w:val="24"/>
-              </w:rPr>
-              <w:br w:type="textWrapping"/>
-            </w:r>
-            <w:r>
-              <w:rPr>
-                <w:rFonts w:hint="default" w:ascii="Times New Roman" w:hAnsi="Times New Roman" w:eastAsia="SimSun" w:cs="Times New Roman"/>
-                <w:b w:val="0"/>
-                <w:bCs w:val="0"/>
-                <w:i w:val="0"/>
-                <w:iCs w:val="0"/>
-                <w:sz w:val="24"/>
-                <w:szCs w:val="24"/>
-                <w:lang w:val="en-US"/>
-              </w:rPr>
-              <w:t>+</w:t>
-            </w:r>
-            <w:r>
-              <w:rPr>
-                <w:rFonts w:hint="default" w:ascii="Times New Roman" w:hAnsi="Times New Roman" w:eastAsia="SimSun" w:cs="Times New Roman"/>
-                <w:b w:val="0"/>
-                <w:bCs w:val="0"/>
-                <w:sz w:val="24"/>
-                <w:szCs w:val="24"/>
-              </w:rPr>
-              <w:t xml:space="preserve">Hệ thống cập nhật màn hình để hiển thị giá trị </w:t>
-            </w:r>
-            <w:r>
-              <w:rPr>
-                <w:rFonts w:hint="default" w:ascii="Times New Roman" w:hAnsi="Times New Roman" w:eastAsia="SimSun" w:cs="Times New Roman"/>
-                <w:b w:val="0"/>
-                <w:bCs w:val="0"/>
-                <w:sz w:val="24"/>
-                <w:szCs w:val="24"/>
-              </w:rPr>
-              <w:t>tốc độ</w:t>
-            </w:r>
-            <w:r>
-              <w:rPr>
-                <w:rFonts w:hint="default" w:ascii="Times New Roman" w:hAnsi="Times New Roman" w:eastAsia="SimSun" w:cs="Times New Roman"/>
-                <w:b w:val="0"/>
-                <w:bCs w:val="0"/>
-                <w:sz w:val="24"/>
-                <w:szCs w:val="24"/>
-              </w:rPr>
-              <w:t xml:space="preserve"> mới (ví dụ: "</w:t>
-            </w:r>
-            <w:r>
-              <w:rPr>
-                <w:rFonts w:hint="default" w:ascii="Times New Roman" w:hAnsi="Times New Roman" w:eastAsia="SimSun" w:cs="Times New Roman"/>
-                <w:b w:val="0"/>
-                <w:bCs w:val="0"/>
-                <w:sz w:val="24"/>
-                <w:szCs w:val="24"/>
-              </w:rPr>
-              <w:t>Toc do: 50%</w:t>
-            </w:r>
-            <w:r>
-              <w:rPr>
-                <w:rFonts w:hint="default" w:ascii="Times New Roman" w:hAnsi="Times New Roman" w:eastAsia="SimSun" w:cs="Times New Roman"/>
-                <w:b w:val="0"/>
-                <w:bCs w:val="0"/>
-                <w:sz w:val="24"/>
-                <w:szCs w:val="24"/>
-              </w:rPr>
-              <w:t>").</w:t>
-            </w:r>
-            <w:r>
-              <w:rPr>
-                <w:rFonts w:hint="default" w:ascii="Times New Roman" w:hAnsi="Times New Roman" w:eastAsia="SimSun" w:cs="Times New Roman"/>
-                <w:b w:val="0"/>
-                <w:bCs w:val="0"/>
-                <w:i w:val="0"/>
-                <w:iCs w:val="0"/>
-                <w:sz w:val="24"/>
-                <w:szCs w:val="24"/>
-              </w:rPr>
-              <w:br w:type="textWrapping"/>
-            </w:r>
-            <w:r>
-              <w:rPr>
-                <w:rFonts w:hint="default" w:ascii="Times New Roman" w:hAnsi="Times New Roman" w:eastAsia="SimSun" w:cs="Times New Roman"/>
-                <w:b w:val="0"/>
-                <w:bCs w:val="0"/>
-                <w:i w:val="0"/>
-                <w:iCs w:val="0"/>
-                <w:sz w:val="24"/>
-                <w:szCs w:val="24"/>
-                <w:lang w:val="en-US"/>
-              </w:rPr>
-              <w:t>+</w:t>
-            </w:r>
-            <w:r>
-              <w:rPr>
-                <w:rFonts w:hint="default" w:ascii="Times New Roman" w:hAnsi="Times New Roman" w:eastAsia="SimSun" w:cs="Times New Roman"/>
-                <w:b w:val="0"/>
-                <w:bCs w:val="0"/>
-                <w:sz w:val="24"/>
-                <w:szCs w:val="24"/>
-              </w:rPr>
-              <w:t>Quạt</w:t>
-            </w:r>
-            <w:r>
-              <w:rPr>
-                <w:rFonts w:hint="default" w:ascii="Times New Roman" w:hAnsi="Times New Roman" w:eastAsia="SimSun" w:cs="Times New Roman"/>
-                <w:b w:val="0"/>
-                <w:bCs w:val="0"/>
-                <w:sz w:val="24"/>
-                <w:szCs w:val="24"/>
-              </w:rPr>
-              <w:t xml:space="preserve"> hoạt động ở tốc độ mới, tương ứng với </w:t>
-            </w:r>
-            <w:r>
-              <w:rPr>
-                <w:rFonts w:hint="default" w:ascii="Times New Roman" w:hAnsi="Times New Roman" w:eastAsia="SimSun" w:cs="Times New Roman"/>
-                <w:b w:val="0"/>
-                <w:bCs w:val="0"/>
-                <w:sz w:val="24"/>
-                <w:szCs w:val="24"/>
-              </w:rPr>
-              <w:t>tốc độ</w:t>
-            </w:r>
-            <w:r>
-              <w:rPr>
-                <w:rFonts w:hint="default" w:ascii="Times New Roman" w:hAnsi="Times New Roman" w:eastAsia="SimSun" w:cs="Times New Roman"/>
-                <w:b w:val="0"/>
-                <w:bCs w:val="0"/>
-                <w:sz w:val="24"/>
-                <w:szCs w:val="24"/>
-              </w:rPr>
-              <w:t xml:space="preserve"> vừa cài đặt.</w:t>
+                <w:rFonts w:hint="default" w:ascii="Times New Roman" w:hAnsi="Times New Roman" w:eastAsia="Segoe UI" w:cs="Times New Roman"/>
+                <w:b w:val="0"/>
+                <w:bCs w:val="0"/>
+                <w:i w:val="0"/>
+                <w:iCs w:val="0"/>
+                <w:caps w:val="0"/>
+                <w:color w:val="081B3A"/>
+                <w:spacing w:val="2"/>
+                <w:kern w:val="0"/>
+                <w:sz w:val="24"/>
+                <w:szCs w:val="24"/>
+                <w:shd w:val="clear" w:fill="FFFFFF"/>
+                <w:lang w:val="en-US" w:eastAsia="zh-CN" w:bidi="ar"/>
+              </w:rPr>
+              <w:t>+ Hệ thống lặp lại quy trình từ Bước 2 đến Bước 5 để duy trì nhiệt độ ổn định.</w:t>
             </w:r>
           </w:p>
         </w:tc>
@@ -1231,8 +1065,180 @@
           </w:tcPr>
           <w:p>
             <w:pPr>
-              <w:widowControl w:val="0"/>
-              <w:jc w:val="center"/>
+              <w:keepNext w:val="0"/>
+              <w:keepLines w:val="0"/>
+              <w:widowControl/>
+              <w:suppressLineNumbers w:val="0"/>
+              <w:pBdr>
+                <w:top w:val="none" w:color="auto" w:sz="0" w:space="0"/>
+              </w:pBdr>
+              <w:shd w:val="clear" w:fill="FFFFFF"/>
+              <w:ind w:left="0" w:firstLine="0"/>
+              <w:jc w:val="left"/>
+              <w:rPr>
+                <w:rFonts w:hint="default" w:ascii="Times New Roman" w:hAnsi="Times New Roman" w:eastAsia="Segoe UI" w:cs="Times New Roman"/>
+                <w:b w:val="0"/>
+                <w:bCs w:val="0"/>
+                <w:i w:val="0"/>
+                <w:iCs w:val="0"/>
+                <w:caps w:val="0"/>
+                <w:color w:val="081B3A"/>
+                <w:spacing w:val="2"/>
+                <w:sz w:val="24"/>
+                <w:szCs w:val="24"/>
+              </w:rPr>
+            </w:pPr>
+            <w:r>
+              <w:rPr>
+                <w:rFonts w:hint="default" w:ascii="Times New Roman" w:hAnsi="Times New Roman" w:eastAsia="Segoe UI" w:cs="Times New Roman"/>
+                <w:b w:val="0"/>
+                <w:bCs w:val="0"/>
+                <w:i w:val="0"/>
+                <w:iCs w:val="0"/>
+                <w:caps w:val="0"/>
+                <w:color w:val="081B3A"/>
+                <w:spacing w:val="2"/>
+                <w:kern w:val="0"/>
+                <w:sz w:val="24"/>
+                <w:szCs w:val="24"/>
+                <w:shd w:val="clear" w:fill="FFFFFF"/>
+                <w:lang w:val="en-US" w:eastAsia="zh-CN" w:bidi="ar"/>
+              </w:rPr>
+              <w:t>Luồng thay thế 1: Hệ thống ở trạng thái nghỉ (Idle)</w:t>
+            </w:r>
+          </w:p>
+          <w:p>
+            <w:pPr>
+              <w:keepNext w:val="0"/>
+              <w:keepLines w:val="0"/>
+              <w:widowControl/>
+              <w:suppressLineNumbers w:val="0"/>
+              <w:shd w:val="clear" w:fill="FFFFFF"/>
+              <w:ind w:left="0" w:firstLine="0"/>
+              <w:jc w:val="left"/>
+              <w:rPr>
+                <w:rFonts w:hint="default" w:ascii="Times New Roman" w:hAnsi="Times New Roman" w:eastAsia="Segoe UI" w:cs="Times New Roman"/>
+                <w:b w:val="0"/>
+                <w:bCs w:val="0"/>
+                <w:i w:val="0"/>
+                <w:iCs w:val="0"/>
+                <w:caps w:val="0"/>
+                <w:color w:val="081B3A"/>
+                <w:spacing w:val="2"/>
+                <w:sz w:val="24"/>
+                <w:szCs w:val="24"/>
+              </w:rPr>
+            </w:pPr>
+            <w:r>
+              <w:rPr>
+                <w:rFonts w:hint="default" w:ascii="Times New Roman" w:hAnsi="Times New Roman" w:eastAsia="Segoe UI" w:cs="Times New Roman"/>
+                <w:b w:val="0"/>
+                <w:bCs w:val="0"/>
+                <w:i w:val="0"/>
+                <w:iCs w:val="0"/>
+                <w:caps w:val="0"/>
+                <w:color w:val="081B3A"/>
+                <w:spacing w:val="2"/>
+                <w:kern w:val="0"/>
+                <w:sz w:val="24"/>
+                <w:szCs w:val="24"/>
+                <w:shd w:val="clear" w:fill="FFFFFF"/>
+                <w:lang w:val="en-US" w:eastAsia="zh-CN" w:bidi="ar"/>
+              </w:rPr>
+              <w:t>- Nếu nhiệt độ đọc được thấp hơn ngưỡng kích hoạt (ví dụ: &lt; 30°C).</w:t>
+            </w:r>
+          </w:p>
+          <w:p>
+            <w:pPr>
+              <w:keepNext w:val="0"/>
+              <w:keepLines w:val="0"/>
+              <w:widowControl/>
+              <w:suppressLineNumbers w:val="0"/>
+              <w:shd w:val="clear" w:fill="FFFFFF"/>
+              <w:ind w:left="0" w:firstLine="0"/>
+              <w:jc w:val="left"/>
+              <w:rPr>
+                <w:rFonts w:hint="default" w:ascii="Times New Roman" w:hAnsi="Times New Roman" w:eastAsia="Segoe UI" w:cs="Times New Roman"/>
+                <w:b w:val="0"/>
+                <w:bCs w:val="0"/>
+                <w:i w:val="0"/>
+                <w:iCs w:val="0"/>
+                <w:caps w:val="0"/>
+                <w:color w:val="081B3A"/>
+                <w:spacing w:val="2"/>
+                <w:sz w:val="24"/>
+                <w:szCs w:val="24"/>
+              </w:rPr>
+            </w:pPr>
+            <w:r>
+              <w:rPr>
+                <w:rFonts w:hint="default" w:ascii="Times New Roman" w:hAnsi="Times New Roman" w:eastAsia="Segoe UI" w:cs="Times New Roman"/>
+                <w:b w:val="0"/>
+                <w:bCs w:val="0"/>
+                <w:i w:val="0"/>
+                <w:iCs w:val="0"/>
+                <w:caps w:val="0"/>
+                <w:color w:val="081B3A"/>
+                <w:spacing w:val="2"/>
+                <w:kern w:val="0"/>
+                <w:sz w:val="24"/>
+                <w:szCs w:val="24"/>
+                <w:shd w:val="clear" w:fill="FFFFFF"/>
+                <w:lang w:val="en-US" w:eastAsia="zh-CN" w:bidi="ar"/>
+              </w:rPr>
+              <w:t>- Hệ thống điều khiển PWM về 0%.</w:t>
+            </w:r>
+          </w:p>
+          <w:p>
+            <w:pPr>
+              <w:keepNext w:val="0"/>
+              <w:keepLines w:val="0"/>
+              <w:widowControl/>
+              <w:suppressLineNumbers w:val="0"/>
+              <w:shd w:val="clear" w:fill="FFFFFF"/>
+              <w:ind w:left="0" w:firstLine="0"/>
+              <w:jc w:val="left"/>
+              <w:rPr>
+                <w:rFonts w:hint="default" w:ascii="Times New Roman" w:hAnsi="Times New Roman" w:eastAsia="Segoe UI" w:cs="Times New Roman"/>
+                <w:b w:val="0"/>
+                <w:bCs w:val="0"/>
+                <w:i w:val="0"/>
+                <w:iCs w:val="0"/>
+                <w:caps w:val="0"/>
+                <w:color w:val="081B3A"/>
+                <w:spacing w:val="2"/>
+                <w:sz w:val="24"/>
+                <w:szCs w:val="24"/>
+              </w:rPr>
+            </w:pPr>
+            <w:r>
+              <w:rPr>
+                <w:rFonts w:hint="default" w:ascii="Times New Roman" w:hAnsi="Times New Roman" w:eastAsia="Segoe UI" w:cs="Times New Roman"/>
+                <w:b w:val="0"/>
+                <w:bCs w:val="0"/>
+                <w:i w:val="0"/>
+                <w:iCs w:val="0"/>
+                <w:caps w:val="0"/>
+                <w:color w:val="081B3A"/>
+                <w:spacing w:val="2"/>
+                <w:kern w:val="0"/>
+                <w:sz w:val="24"/>
+                <w:szCs w:val="24"/>
+                <w:shd w:val="clear" w:fill="FFFFFF"/>
+                <w:lang w:val="en-US" w:eastAsia="zh-CN" w:bidi="ar"/>
+              </w:rPr>
+              <w:t>- Quạt ngừng quay để tiết kiệm năng lượng.</w:t>
+            </w:r>
+          </w:p>
+          <w:p>
+            <w:pPr>
+              <w:keepNext w:val="0"/>
+              <w:keepLines w:val="0"/>
+              <w:widowControl/>
+              <w:suppressLineNumbers w:val="0"/>
+              <w:shd w:val="clear" w:fill="FFFFFF"/>
+              <w:ind w:left="0" w:firstLine="0"/>
+              <w:jc w:val="left"/>
               <w:rPr>
                 <w:rFonts w:hint="default" w:ascii="Times New Roman" w:hAnsi="Times New Roman" w:cs="Times New Roman"/>
                 <w:b w:val="0"/>
@@ -1245,211 +1251,21 @@
             </w:pPr>
             <w:r>
               <w:rPr>
-                <w:rFonts w:hint="default" w:ascii="Times New Roman" w:hAnsi="Times New Roman" w:eastAsia="SimSun" w:cs="Times New Roman"/>
-                <w:b w:val="0"/>
-                <w:bCs w:val="0"/>
-                <w:i w:val="0"/>
-                <w:iCs w:val="0"/>
-                <w:sz w:val="24"/>
-                <w:szCs w:val="24"/>
-              </w:rPr>
-              <w:t>Luồng thay thế 1: Chuyển sang chế độ Tự động</w:t>
-            </w:r>
-            <w:r>
-              <w:rPr>
-                <w:rFonts w:hint="default" w:ascii="Times New Roman" w:hAnsi="Times New Roman" w:eastAsia="SimSun" w:cs="Times New Roman"/>
-                <w:b w:val="0"/>
-                <w:bCs w:val="0"/>
-                <w:i w:val="0"/>
-                <w:iCs w:val="0"/>
-                <w:sz w:val="24"/>
-                <w:szCs w:val="24"/>
-              </w:rPr>
-              <w:br w:type="textWrapping"/>
-            </w:r>
-            <w:r>
-              <w:rPr>
-                <w:rFonts w:hint="default" w:ascii="Times New Roman" w:hAnsi="Times New Roman" w:eastAsia="SimSun" w:cs="Times New Roman"/>
-                <w:b w:val="0"/>
-                <w:bCs w:val="0"/>
-                <w:i w:val="0"/>
-                <w:iCs w:val="0"/>
-                <w:sz w:val="24"/>
-                <w:szCs w:val="24"/>
-                <w:lang w:val="en-US"/>
-              </w:rPr>
-              <w:t>+</w:t>
-            </w:r>
-            <w:r>
-              <w:rPr>
-                <w:rFonts w:hint="default" w:ascii="Times New Roman" w:hAnsi="Times New Roman" w:eastAsia="SimSun" w:cs="Times New Roman"/>
-                <w:b w:val="0"/>
-                <w:bCs w:val="0"/>
-                <w:i w:val="0"/>
-                <w:iCs w:val="0"/>
-                <w:sz w:val="24"/>
-                <w:szCs w:val="24"/>
-              </w:rPr>
-              <w:t xml:space="preserve"> Tại bước 1 của Luồng chính, Người dùng nhấn nút trên Encoder.</w:t>
-            </w:r>
-            <w:r>
-              <w:rPr>
-                <w:rFonts w:hint="default" w:ascii="Times New Roman" w:hAnsi="Times New Roman" w:eastAsia="SimSun" w:cs="Times New Roman"/>
-                <w:b w:val="0"/>
-                <w:bCs w:val="0"/>
-                <w:i w:val="0"/>
-                <w:iCs w:val="0"/>
-                <w:sz w:val="24"/>
-                <w:szCs w:val="24"/>
-              </w:rPr>
-              <w:br w:type="textWrapping"/>
-            </w:r>
-            <w:r>
-              <w:rPr>
-                <w:rFonts w:hint="default" w:ascii="Times New Roman" w:hAnsi="Times New Roman" w:eastAsia="SimSun" w:cs="Times New Roman"/>
-                <w:b w:val="0"/>
-                <w:bCs w:val="0"/>
-                <w:i w:val="0"/>
-                <w:iCs w:val="0"/>
-                <w:sz w:val="24"/>
-                <w:szCs w:val="24"/>
-                <w:lang w:val="en-US"/>
-              </w:rPr>
-              <w:t xml:space="preserve">+ </w:t>
-            </w:r>
-            <w:r>
-              <w:rPr>
-                <w:rFonts w:hint="default" w:ascii="Times New Roman" w:hAnsi="Times New Roman" w:eastAsia="SimSun" w:cs="Times New Roman"/>
-                <w:b w:val="0"/>
-                <w:bCs w:val="0"/>
-                <w:i w:val="0"/>
-                <w:iCs w:val="0"/>
-                <w:sz w:val="24"/>
-                <w:szCs w:val="24"/>
-              </w:rPr>
-              <w:t>Hệ thống đang ở chế độ Bằng tay, sẽ chuyển sang chế độ Tự động (Automatic).</w:t>
-            </w:r>
-            <w:r>
-              <w:rPr>
-                <w:rFonts w:hint="default" w:ascii="Times New Roman" w:hAnsi="Times New Roman" w:eastAsia="SimSun" w:cs="Times New Roman"/>
-                <w:b w:val="0"/>
-                <w:bCs w:val="0"/>
-                <w:i w:val="0"/>
-                <w:iCs w:val="0"/>
-                <w:sz w:val="24"/>
-                <w:szCs w:val="24"/>
-              </w:rPr>
-              <w:br w:type="textWrapping"/>
-            </w:r>
-            <w:r>
-              <w:rPr>
-                <w:rFonts w:hint="default" w:ascii="Times New Roman" w:hAnsi="Times New Roman" w:eastAsia="SimSun" w:cs="Times New Roman"/>
-                <w:b w:val="0"/>
-                <w:bCs w:val="0"/>
-                <w:i w:val="0"/>
-                <w:iCs w:val="0"/>
-                <w:sz w:val="24"/>
-                <w:szCs w:val="24"/>
-                <w:lang w:val="en-US"/>
-              </w:rPr>
-              <w:t>+</w:t>
-            </w:r>
-            <w:r>
-              <w:rPr>
-                <w:rFonts w:hint="default" w:ascii="Times New Roman" w:hAnsi="Times New Roman" w:eastAsia="SimSun" w:cs="Times New Roman"/>
-                <w:b w:val="0"/>
-                <w:bCs w:val="0"/>
-                <w:sz w:val="24"/>
-                <w:szCs w:val="24"/>
-              </w:rPr>
-              <w:t xml:space="preserve">Hệ thống tự động điều chỉnh </w:t>
-            </w:r>
-            <w:r>
-              <w:rPr>
-                <w:rFonts w:hint="default" w:ascii="Times New Roman" w:hAnsi="Times New Roman" w:eastAsia="SimSun" w:cs="Times New Roman"/>
-                <w:b w:val="0"/>
-                <w:bCs w:val="0"/>
-                <w:sz w:val="24"/>
-                <w:szCs w:val="24"/>
-              </w:rPr>
-              <w:t>tốc độ quạt</w:t>
-            </w:r>
-            <w:r>
-              <w:rPr>
-                <w:rFonts w:hint="default" w:ascii="Times New Roman" w:hAnsi="Times New Roman" w:eastAsia="SimSun" w:cs="Times New Roman"/>
-                <w:b w:val="0"/>
-                <w:bCs w:val="0"/>
-                <w:sz w:val="24"/>
-                <w:szCs w:val="24"/>
-              </w:rPr>
-              <w:t xml:space="preserve"> dựa trên nhiệt độ đọc được từ cảm biến.</w:t>
-            </w:r>
-            <w:r>
-              <w:rPr>
-                <w:rFonts w:hint="default" w:ascii="Times New Roman" w:hAnsi="Times New Roman" w:eastAsia="SimSun" w:cs="Times New Roman"/>
-                <w:b w:val="0"/>
-                <w:bCs w:val="0"/>
-                <w:i w:val="0"/>
-                <w:iCs w:val="0"/>
-                <w:sz w:val="24"/>
-                <w:szCs w:val="24"/>
-              </w:rPr>
-              <w:br w:type="textWrapping"/>
-            </w:r>
-            <w:r>
-              <w:rPr>
-                <w:rFonts w:hint="default" w:ascii="Times New Roman" w:hAnsi="Times New Roman" w:eastAsia="SimSun" w:cs="Times New Roman"/>
-                <w:b w:val="0"/>
-                <w:bCs w:val="0"/>
-                <w:i w:val="0"/>
-                <w:iCs w:val="0"/>
-                <w:sz w:val="24"/>
-                <w:szCs w:val="24"/>
-                <w:lang w:val="en-US"/>
-              </w:rPr>
-              <w:t>+</w:t>
-            </w:r>
-            <w:r>
-              <w:rPr>
-                <w:rFonts w:hint="default" w:ascii="Times New Roman" w:hAnsi="Times New Roman" w:eastAsia="SimSun" w:cs="Times New Roman"/>
-                <w:b w:val="0"/>
-                <w:bCs w:val="0"/>
-                <w:sz w:val="24"/>
-                <w:szCs w:val="24"/>
-              </w:rPr>
-              <w:t xml:space="preserve">Màn hình cập nhật hiển thị "Che do: Tu dong" và giá trị </w:t>
-            </w:r>
-            <w:r>
-              <w:rPr>
-                <w:rFonts w:hint="default" w:ascii="Times New Roman" w:hAnsi="Times New Roman" w:eastAsia="SimSun" w:cs="Times New Roman"/>
-                <w:b w:val="0"/>
-                <w:bCs w:val="0"/>
-                <w:sz w:val="24"/>
-                <w:szCs w:val="24"/>
-              </w:rPr>
-              <w:t>tốc độ</w:t>
-            </w:r>
-            <w:r>
-              <w:rPr>
-                <w:rFonts w:hint="default" w:ascii="Times New Roman" w:hAnsi="Times New Roman" w:eastAsia="SimSun" w:cs="Times New Roman"/>
-                <w:b w:val="0"/>
-                <w:bCs w:val="0"/>
-                <w:sz w:val="24"/>
-                <w:szCs w:val="24"/>
-              </w:rPr>
-              <w:t xml:space="preserve"> hiện tại do hệ thống tự tính toán</w:t>
-            </w:r>
-            <w:r>
-              <w:rPr>
-                <w:rFonts w:hint="default" w:ascii="Times New Roman" w:hAnsi="Times New Roman" w:eastAsia="SimSun" w:cs="Times New Roman"/>
-                <w:b w:val="0"/>
-                <w:bCs w:val="0"/>
-                <w:i w:val="0"/>
-                <w:iCs w:val="0"/>
-                <w:sz w:val="24"/>
-                <w:szCs w:val="24"/>
-              </w:rPr>
-              <w:br w:type="textWrapping"/>
+                <w:rFonts w:hint="default" w:ascii="Times New Roman" w:hAnsi="Times New Roman" w:eastAsia="Segoe UI" w:cs="Times New Roman"/>
+                <w:b w:val="0"/>
+                <w:bCs w:val="0"/>
+                <w:i w:val="0"/>
+                <w:iCs w:val="0"/>
+                <w:caps w:val="0"/>
+                <w:color w:val="081B3A"/>
+                <w:spacing w:val="2"/>
+                <w:kern w:val="0"/>
+                <w:sz w:val="24"/>
+                <w:szCs w:val="24"/>
+                <w:shd w:val="clear" w:fill="FFFFFF"/>
+                <w:lang w:val="en-US" w:eastAsia="zh-CN" w:bidi="ar"/>
+              </w:rPr>
+              <w:t>- Màn hình hiển thị "Trang thai: Nghi" hoặc tốc độ 0%.</w:t>
             </w:r>
           </w:p>
         </w:tc>
@@ -1509,8 +1325,303 @@
           </w:tcPr>
           <w:p>
             <w:pPr>
-              <w:widowControl w:val="0"/>
-              <w:jc w:val="center"/>
+              <w:keepNext w:val="0"/>
+              <w:keepLines w:val="0"/>
+              <w:widowControl/>
+              <w:suppressLineNumbers w:val="0"/>
+              <w:pBdr>
+                <w:top w:val="none" w:color="auto" w:sz="0" w:space="0"/>
+              </w:pBdr>
+              <w:shd w:val="clear" w:fill="FFFFFF"/>
+              <w:ind w:left="0" w:firstLine="0"/>
+              <w:jc w:val="left"/>
+              <w:rPr>
+                <w:rFonts w:hint="default" w:ascii="Times New Roman" w:hAnsi="Times New Roman" w:eastAsia="Segoe UI" w:cs="Times New Roman"/>
+                <w:b w:val="0"/>
+                <w:bCs w:val="0"/>
+                <w:i w:val="0"/>
+                <w:iCs w:val="0"/>
+                <w:caps w:val="0"/>
+                <w:color w:val="081B3A"/>
+                <w:spacing w:val="2"/>
+                <w:sz w:val="24"/>
+                <w:szCs w:val="24"/>
+              </w:rPr>
+            </w:pPr>
+            <w:r>
+              <w:rPr>
+                <w:rFonts w:hint="default" w:ascii="Times New Roman" w:hAnsi="Times New Roman" w:eastAsia="Segoe UI" w:cs="Times New Roman"/>
+                <w:b w:val="0"/>
+                <w:bCs w:val="0"/>
+                <w:i w:val="0"/>
+                <w:iCs w:val="0"/>
+                <w:caps w:val="0"/>
+                <w:color w:val="081B3A"/>
+                <w:spacing w:val="2"/>
+                <w:kern w:val="0"/>
+                <w:sz w:val="24"/>
+                <w:szCs w:val="24"/>
+                <w:shd w:val="clear" w:fill="FFFFFF"/>
+                <w:lang w:val="en-US" w:eastAsia="zh-CN" w:bidi="ar"/>
+              </w:rPr>
+              <w:t>Luồng ngoại lệ 1: Cảnh báo Quá nhiệt (Overheat)</w:t>
+            </w:r>
+          </w:p>
+          <w:p>
+            <w:pPr>
+              <w:keepNext w:val="0"/>
+              <w:keepLines w:val="0"/>
+              <w:widowControl/>
+              <w:suppressLineNumbers w:val="0"/>
+              <w:shd w:val="clear" w:fill="FFFFFF"/>
+              <w:ind w:left="0" w:firstLine="0"/>
+              <w:jc w:val="left"/>
+              <w:rPr>
+                <w:rFonts w:hint="default" w:ascii="Times New Roman" w:hAnsi="Times New Roman" w:eastAsia="Segoe UI" w:cs="Times New Roman"/>
+                <w:b w:val="0"/>
+                <w:bCs w:val="0"/>
+                <w:i w:val="0"/>
+                <w:iCs w:val="0"/>
+                <w:caps w:val="0"/>
+                <w:color w:val="081B3A"/>
+                <w:spacing w:val="2"/>
+                <w:sz w:val="24"/>
+                <w:szCs w:val="24"/>
+              </w:rPr>
+            </w:pPr>
+            <w:r>
+              <w:rPr>
+                <w:rFonts w:hint="default" w:ascii="Times New Roman" w:hAnsi="Times New Roman" w:eastAsia="Segoe UI" w:cs="Times New Roman"/>
+                <w:b w:val="0"/>
+                <w:bCs w:val="0"/>
+                <w:i w:val="0"/>
+                <w:iCs w:val="0"/>
+                <w:caps w:val="0"/>
+                <w:color w:val="081B3A"/>
+                <w:spacing w:val="2"/>
+                <w:kern w:val="0"/>
+                <w:sz w:val="24"/>
+                <w:szCs w:val="24"/>
+                <w:shd w:val="clear" w:fill="FFFFFF"/>
+                <w:lang w:val="en-US" w:eastAsia="zh-CN" w:bidi="ar"/>
+              </w:rPr>
+              <w:t>- Trong quá trình hoạt động, cảm biến báo nhiệt độ vượt quá ngưỡng an toàn (ví dụ: &gt; 80°C) .</w:t>
+            </w:r>
+          </w:p>
+          <w:p>
+            <w:pPr>
+              <w:keepNext w:val="0"/>
+              <w:keepLines w:val="0"/>
+              <w:widowControl/>
+              <w:suppressLineNumbers w:val="0"/>
+              <w:shd w:val="clear" w:fill="FFFFFF"/>
+              <w:ind w:left="0" w:firstLine="0"/>
+              <w:jc w:val="left"/>
+              <w:rPr>
+                <w:rFonts w:hint="default" w:ascii="Times New Roman" w:hAnsi="Times New Roman" w:eastAsia="Segoe UI" w:cs="Times New Roman"/>
+                <w:b w:val="0"/>
+                <w:bCs w:val="0"/>
+                <w:i w:val="0"/>
+                <w:iCs w:val="0"/>
+                <w:caps w:val="0"/>
+                <w:color w:val="081B3A"/>
+                <w:spacing w:val="2"/>
+                <w:sz w:val="24"/>
+                <w:szCs w:val="24"/>
+              </w:rPr>
+            </w:pPr>
+            <w:r>
+              <w:rPr>
+                <w:rFonts w:hint="default" w:ascii="Times New Roman" w:hAnsi="Times New Roman" w:eastAsia="Segoe UI" w:cs="Times New Roman"/>
+                <w:b w:val="0"/>
+                <w:bCs w:val="0"/>
+                <w:i w:val="0"/>
+                <w:iCs w:val="0"/>
+                <w:caps w:val="0"/>
+                <w:color w:val="081B3A"/>
+                <w:spacing w:val="2"/>
+                <w:kern w:val="0"/>
+                <w:sz w:val="24"/>
+                <w:szCs w:val="24"/>
+                <w:shd w:val="clear" w:fill="FFFFFF"/>
+                <w:lang w:val="en-US" w:eastAsia="zh-CN" w:bidi="ar"/>
+              </w:rPr>
+              <w:t>- Hệ thống kích hoạt quạt chạy 100% công suất ngay lập tức.</w:t>
+            </w:r>
+          </w:p>
+          <w:p>
+            <w:pPr>
+              <w:keepNext w:val="0"/>
+              <w:keepLines w:val="0"/>
+              <w:widowControl/>
+              <w:suppressLineNumbers w:val="0"/>
+              <w:shd w:val="clear" w:fill="FFFFFF"/>
+              <w:ind w:left="0" w:firstLine="0"/>
+              <w:jc w:val="left"/>
+              <w:rPr>
+                <w:rFonts w:hint="default" w:ascii="Times New Roman" w:hAnsi="Times New Roman" w:eastAsia="Segoe UI" w:cs="Times New Roman"/>
+                <w:b w:val="0"/>
+                <w:bCs w:val="0"/>
+                <w:i w:val="0"/>
+                <w:iCs w:val="0"/>
+                <w:caps w:val="0"/>
+                <w:color w:val="081B3A"/>
+                <w:spacing w:val="2"/>
+                <w:sz w:val="24"/>
+                <w:szCs w:val="24"/>
+              </w:rPr>
+            </w:pPr>
+            <w:r>
+              <w:rPr>
+                <w:rFonts w:hint="default" w:ascii="Times New Roman" w:hAnsi="Times New Roman" w:eastAsia="Segoe UI" w:cs="Times New Roman"/>
+                <w:b w:val="0"/>
+                <w:bCs w:val="0"/>
+                <w:i w:val="0"/>
+                <w:iCs w:val="0"/>
+                <w:caps w:val="0"/>
+                <w:color w:val="081B3A"/>
+                <w:spacing w:val="2"/>
+                <w:kern w:val="0"/>
+                <w:sz w:val="24"/>
+                <w:szCs w:val="24"/>
+                <w:shd w:val="clear" w:fill="FFFFFF"/>
+                <w:lang w:val="en-US" w:eastAsia="zh-CN" w:bidi="ar"/>
+              </w:rPr>
+              <w:t>- Màn hình hiển thị cảnh báo "LOI: QUA NHIET" để báo động cho người dùng.</w:t>
+            </w:r>
+          </w:p>
+          <w:p>
+            <w:pPr>
+              <w:keepNext w:val="0"/>
+              <w:keepLines w:val="0"/>
+              <w:widowControl/>
+              <w:suppressLineNumbers w:val="0"/>
+              <w:shd w:val="clear" w:fill="FFFFFF"/>
+              <w:ind w:left="0" w:firstLine="0"/>
+              <w:jc w:val="left"/>
+              <w:rPr>
+                <w:rFonts w:hint="default" w:ascii="Times New Roman" w:hAnsi="Times New Roman" w:eastAsia="Segoe UI" w:cs="Times New Roman"/>
+                <w:b w:val="0"/>
+                <w:bCs w:val="0"/>
+                <w:i w:val="0"/>
+                <w:iCs w:val="0"/>
+                <w:caps w:val="0"/>
+                <w:color w:val="081B3A"/>
+                <w:spacing w:val="2"/>
+                <w:sz w:val="24"/>
+                <w:szCs w:val="24"/>
+              </w:rPr>
+            </w:pPr>
+            <w:r>
+              <w:rPr>
+                <w:rFonts w:hint="default" w:ascii="Times New Roman" w:hAnsi="Times New Roman" w:eastAsia="Segoe UI" w:cs="Times New Roman"/>
+                <w:b w:val="0"/>
+                <w:bCs w:val="0"/>
+                <w:i w:val="0"/>
+                <w:iCs w:val="0"/>
+                <w:caps w:val="0"/>
+                <w:color w:val="081B3A"/>
+                <w:spacing w:val="2"/>
+                <w:kern w:val="0"/>
+                <w:sz w:val="24"/>
+                <w:szCs w:val="24"/>
+                <w:shd w:val="clear" w:fill="FFFFFF"/>
+                <w:lang w:val="en-US" w:eastAsia="zh-CN" w:bidi="ar"/>
+              </w:rPr>
+              <w:t>Luồng ngoại lệ 2: Lỗi cảm biến</w:t>
+            </w:r>
+          </w:p>
+          <w:p>
+            <w:pPr>
+              <w:keepNext w:val="0"/>
+              <w:keepLines w:val="0"/>
+              <w:widowControl/>
+              <w:suppressLineNumbers w:val="0"/>
+              <w:shd w:val="clear" w:fill="FFFFFF"/>
+              <w:ind w:left="0" w:firstLine="0"/>
+              <w:jc w:val="left"/>
+              <w:rPr>
+                <w:rFonts w:hint="default" w:ascii="Times New Roman" w:hAnsi="Times New Roman" w:eastAsia="Segoe UI" w:cs="Times New Roman"/>
+                <w:b w:val="0"/>
+                <w:bCs w:val="0"/>
+                <w:i w:val="0"/>
+                <w:iCs w:val="0"/>
+                <w:caps w:val="0"/>
+                <w:color w:val="081B3A"/>
+                <w:spacing w:val="2"/>
+                <w:sz w:val="24"/>
+                <w:szCs w:val="24"/>
+              </w:rPr>
+            </w:pPr>
+            <w:r>
+              <w:rPr>
+                <w:rFonts w:hint="default" w:ascii="Times New Roman" w:hAnsi="Times New Roman" w:eastAsia="Segoe UI" w:cs="Times New Roman"/>
+                <w:b w:val="0"/>
+                <w:bCs w:val="0"/>
+                <w:i w:val="0"/>
+                <w:iCs w:val="0"/>
+                <w:caps w:val="0"/>
+                <w:color w:val="081B3A"/>
+                <w:spacing w:val="2"/>
+                <w:kern w:val="0"/>
+                <w:sz w:val="24"/>
+                <w:szCs w:val="24"/>
+                <w:shd w:val="clear" w:fill="FFFFFF"/>
+                <w:lang w:val="en-US" w:eastAsia="zh-CN" w:bidi="ar"/>
+              </w:rPr>
+              <w:t>- Hệ thống không nhận được tín hiệu từ cảm biến hoặc tín hiệu nhiễu bất thường.</w:t>
+            </w:r>
+          </w:p>
+          <w:p>
+            <w:pPr>
+              <w:keepNext w:val="0"/>
+              <w:keepLines w:val="0"/>
+              <w:widowControl/>
+              <w:suppressLineNumbers w:val="0"/>
+              <w:shd w:val="clear" w:fill="FFFFFF"/>
+              <w:ind w:left="0" w:firstLine="0"/>
+              <w:jc w:val="left"/>
+              <w:rPr>
+                <w:rFonts w:hint="default" w:ascii="Times New Roman" w:hAnsi="Times New Roman" w:eastAsia="Segoe UI" w:cs="Times New Roman"/>
+                <w:b w:val="0"/>
+                <w:bCs w:val="0"/>
+                <w:i w:val="0"/>
+                <w:iCs w:val="0"/>
+                <w:caps w:val="0"/>
+                <w:color w:val="081B3A"/>
+                <w:spacing w:val="2"/>
+                <w:sz w:val="24"/>
+                <w:szCs w:val="24"/>
+              </w:rPr>
+            </w:pPr>
+            <w:r>
+              <w:rPr>
+                <w:rFonts w:hint="default" w:ascii="Times New Roman" w:hAnsi="Times New Roman" w:eastAsia="Segoe UI" w:cs="Times New Roman"/>
+                <w:b w:val="0"/>
+                <w:bCs w:val="0"/>
+                <w:i w:val="0"/>
+                <w:iCs w:val="0"/>
+                <w:caps w:val="0"/>
+                <w:color w:val="081B3A"/>
+                <w:spacing w:val="2"/>
+                <w:kern w:val="0"/>
+                <w:sz w:val="24"/>
+                <w:szCs w:val="24"/>
+                <w:shd w:val="clear" w:fill="FFFFFF"/>
+                <w:lang w:val="en-US" w:eastAsia="zh-CN" w:bidi="ar"/>
+              </w:rPr>
+              <w:t>- Hệ thống dừng quạt (hoặc chạy tốc độ tối đa tùy thiết lập an toàn).</w:t>
+            </w:r>
+          </w:p>
+          <w:p>
+            <w:pPr>
+              <w:keepNext w:val="0"/>
+              <w:keepLines w:val="0"/>
+              <w:widowControl/>
+              <w:suppressLineNumbers w:val="0"/>
+              <w:shd w:val="clear" w:fill="FFFFFF"/>
+              <w:ind w:left="0" w:firstLine="0"/>
+              <w:jc w:val="left"/>
               <w:rPr>
                 <w:rFonts w:hint="default" w:ascii="Times New Roman" w:hAnsi="Times New Roman" w:cs="Times New Roman"/>
                 <w:b w:val="0"/>
@@ -1523,163 +1634,21 @@
             </w:pPr>
             <w:r>
               <w:rPr>
-                <w:rFonts w:hint="default" w:ascii="Times New Roman" w:hAnsi="Times New Roman" w:eastAsia="SimSun" w:cs="Times New Roman"/>
-                <w:b w:val="0"/>
-                <w:bCs w:val="0"/>
-                <w:i w:val="0"/>
-                <w:iCs w:val="0"/>
-                <w:sz w:val="24"/>
-                <w:szCs w:val="24"/>
-              </w:rPr>
-              <w:t>Luồng ngoại lệ 1: Phát hiện quá nhiệt ở bất kỳ chế độ nào</w:t>
-            </w:r>
-            <w:r>
-              <w:rPr>
-                <w:rFonts w:hint="default" w:ascii="Times New Roman" w:hAnsi="Times New Roman" w:eastAsia="SimSun" w:cs="Times New Roman"/>
-                <w:b w:val="0"/>
-                <w:bCs w:val="0"/>
-                <w:i w:val="0"/>
-                <w:iCs w:val="0"/>
-                <w:sz w:val="24"/>
-                <w:szCs w:val="24"/>
-              </w:rPr>
-              <w:br w:type="textWrapping"/>
-            </w:r>
-            <w:r>
-              <w:rPr>
-                <w:rFonts w:hint="default" w:ascii="Times New Roman" w:hAnsi="Times New Roman" w:eastAsia="SimSun" w:cs="Times New Roman"/>
-                <w:b w:val="0"/>
-                <w:bCs w:val="0"/>
-                <w:i w:val="0"/>
-                <w:iCs w:val="0"/>
-                <w:sz w:val="24"/>
-                <w:szCs w:val="24"/>
-                <w:lang w:val="en-US"/>
-              </w:rPr>
-              <w:t>+</w:t>
-            </w:r>
-            <w:r>
-              <w:rPr>
-                <w:rFonts w:hint="default" w:ascii="Times New Roman" w:hAnsi="Times New Roman" w:eastAsia="SimSun" w:cs="Times New Roman"/>
-                <w:b w:val="0"/>
-                <w:bCs w:val="0"/>
-                <w:i w:val="0"/>
-                <w:iCs w:val="0"/>
-                <w:sz w:val="24"/>
-                <w:szCs w:val="24"/>
-              </w:rPr>
-              <w:t>Trong quá trình hoạt động, cảm biến nhiệt độ báo giá trị vượt ngưỡng an toàn.</w:t>
-            </w:r>
-            <w:r>
-              <w:rPr>
-                <w:rFonts w:hint="default" w:ascii="Times New Roman" w:hAnsi="Times New Roman" w:eastAsia="SimSun" w:cs="Times New Roman"/>
-                <w:b w:val="0"/>
-                <w:bCs w:val="0"/>
-                <w:i w:val="0"/>
-                <w:iCs w:val="0"/>
-                <w:sz w:val="24"/>
-                <w:szCs w:val="24"/>
-              </w:rPr>
-              <w:br w:type="textWrapping"/>
-            </w:r>
-            <w:r>
-              <w:rPr>
-                <w:rFonts w:hint="default" w:ascii="Times New Roman" w:hAnsi="Times New Roman" w:eastAsia="SimSun" w:cs="Times New Roman"/>
-                <w:b w:val="0"/>
-                <w:bCs w:val="0"/>
-                <w:i w:val="0"/>
-                <w:iCs w:val="0"/>
-                <w:sz w:val="24"/>
-                <w:szCs w:val="24"/>
-                <w:lang w:val="en-US"/>
-              </w:rPr>
-              <w:t>+</w:t>
-            </w:r>
-            <w:r>
-              <w:rPr>
-                <w:rFonts w:hint="default" w:ascii="Times New Roman" w:hAnsi="Times New Roman" w:eastAsia="SimSun" w:cs="Times New Roman"/>
-                <w:b w:val="0"/>
-                <w:bCs w:val="0"/>
-                <w:i w:val="0"/>
-                <w:iCs w:val="0"/>
-                <w:sz w:val="24"/>
-                <w:szCs w:val="24"/>
-              </w:rPr>
-              <w:t>Hệ thống ngay lập tức ngắt nguồn cấp cho nguồn nhiệt.</w:t>
-            </w:r>
-            <w:r>
-              <w:rPr>
-                <w:rFonts w:hint="default" w:ascii="Times New Roman" w:hAnsi="Times New Roman" w:eastAsia="SimSun" w:cs="Times New Roman"/>
-                <w:b w:val="0"/>
-                <w:bCs w:val="0"/>
-                <w:i w:val="0"/>
-                <w:iCs w:val="0"/>
-                <w:sz w:val="24"/>
-                <w:szCs w:val="24"/>
-              </w:rPr>
-              <w:br w:type="textWrapping"/>
-            </w:r>
-            <w:r>
-              <w:rPr>
-                <w:rFonts w:hint="default" w:ascii="Times New Roman" w:hAnsi="Times New Roman" w:eastAsia="SimSun" w:cs="Times New Roman"/>
-                <w:b w:val="0"/>
-                <w:bCs w:val="0"/>
-                <w:i w:val="0"/>
-                <w:iCs w:val="0"/>
-                <w:sz w:val="24"/>
-                <w:szCs w:val="24"/>
-                <w:lang w:val="en-US"/>
-              </w:rPr>
-              <w:t>+</w:t>
-            </w:r>
-            <w:r>
-              <w:rPr>
-                <w:rFonts w:hint="default" w:ascii="Times New Roman" w:hAnsi="Times New Roman" w:eastAsia="SimSun" w:cs="Times New Roman"/>
-                <w:b w:val="0"/>
-                <w:bCs w:val="0"/>
-                <w:i w:val="0"/>
-                <w:iCs w:val="0"/>
-                <w:sz w:val="24"/>
-                <w:szCs w:val="24"/>
-              </w:rPr>
-              <w:t>Hệ thống chuyển sang trạng thái Báo lỗi (Fault).</w:t>
-            </w:r>
-            <w:r>
-              <w:rPr>
-                <w:rFonts w:hint="default" w:ascii="Times New Roman" w:hAnsi="Times New Roman" w:eastAsia="SimSun" w:cs="Times New Roman"/>
-                <w:b w:val="0"/>
-                <w:bCs w:val="0"/>
-                <w:i w:val="0"/>
-                <w:iCs w:val="0"/>
-                <w:sz w:val="24"/>
-                <w:szCs w:val="24"/>
-              </w:rPr>
-              <w:br w:type="textWrapping"/>
-            </w:r>
-            <w:r>
-              <w:rPr>
-                <w:rFonts w:hint="default" w:ascii="Times New Roman" w:hAnsi="Times New Roman" w:eastAsia="SimSun" w:cs="Times New Roman"/>
-                <w:b w:val="0"/>
-                <w:bCs w:val="0"/>
-                <w:i w:val="0"/>
-                <w:iCs w:val="0"/>
-                <w:sz w:val="24"/>
-                <w:szCs w:val="24"/>
-                <w:lang w:val="en-US"/>
-              </w:rPr>
-              <w:t>+</w:t>
-            </w:r>
-            <w:r>
-              <w:rPr>
-                <w:rFonts w:hint="default" w:ascii="Times New Roman" w:hAnsi="Times New Roman" w:eastAsia="SimSun" w:cs="Times New Roman"/>
-                <w:b w:val="0"/>
-                <w:bCs w:val="0"/>
-                <w:i w:val="0"/>
-                <w:iCs w:val="0"/>
-                <w:sz w:val="24"/>
-                <w:szCs w:val="24"/>
-              </w:rPr>
-              <w:t xml:space="preserve"> Màn hình hiển thị cảnh báo "LOI: QUA NHIET".</w:t>
+                <w:rFonts w:hint="default" w:ascii="Times New Roman" w:hAnsi="Times New Roman" w:eastAsia="Segoe UI" w:cs="Times New Roman"/>
+                <w:b w:val="0"/>
+                <w:bCs w:val="0"/>
+                <w:i w:val="0"/>
+                <w:iCs w:val="0"/>
+                <w:caps w:val="0"/>
+                <w:color w:val="081B3A"/>
+                <w:spacing w:val="2"/>
+                <w:kern w:val="0"/>
+                <w:sz w:val="24"/>
+                <w:szCs w:val="24"/>
+                <w:shd w:val="clear" w:fill="FFFFFF"/>
+                <w:lang w:val="en-US" w:eastAsia="zh-CN" w:bidi="ar"/>
+              </w:rPr>
+              <w:t>- Màn hình báo lỗi "LOI: CAM BIEN".</w:t>
             </w:r>
           </w:p>
         </w:tc>
@@ -1739,8 +1708,57 @@
           </w:tcPr>
           <w:p>
             <w:pPr>
-              <w:widowControl w:val="0"/>
-              <w:jc w:val="center"/>
+              <w:keepNext w:val="0"/>
+              <w:keepLines w:val="0"/>
+              <w:widowControl/>
+              <w:suppressLineNumbers w:val="0"/>
+              <w:pBdr>
+                <w:top w:val="none" w:color="auto" w:sz="0" w:space="0"/>
+              </w:pBdr>
+              <w:shd w:val="clear" w:fill="FFFFFF"/>
+              <w:ind w:left="0" w:firstLine="0"/>
+              <w:jc w:val="left"/>
+              <w:rPr>
+                <w:rFonts w:hint="default" w:ascii="Times New Roman" w:hAnsi="Times New Roman" w:eastAsia="Segoe UI" w:cs="Times New Roman"/>
+                <w:b w:val="0"/>
+                <w:bCs w:val="0"/>
+                <w:i w:val="0"/>
+                <w:iCs w:val="0"/>
+                <w:caps w:val="0"/>
+                <w:color w:val="081B3A"/>
+                <w:spacing w:val="2"/>
+                <w:sz w:val="24"/>
+                <w:szCs w:val="24"/>
+              </w:rPr>
+            </w:pPr>
+            <w:r>
+              <w:rPr>
+                <w:rFonts w:hint="default" w:ascii="Times New Roman" w:hAnsi="Times New Roman" w:eastAsia="Segoe UI" w:cs="Times New Roman"/>
+                <w:b w:val="0"/>
+                <w:bCs w:val="0"/>
+                <w:i w:val="0"/>
+                <w:iCs w:val="0"/>
+                <w:caps w:val="0"/>
+                <w:color w:val="081B3A"/>
+                <w:spacing w:val="2"/>
+                <w:kern w:val="0"/>
+                <w:sz w:val="24"/>
+                <w:szCs w:val="24"/>
+                <w:shd w:val="clear" w:fill="FFFFFF"/>
+                <w:lang w:val="en-US" w:eastAsia="zh-CN" w:bidi="ar"/>
+              </w:rPr>
+              <w:t>- Hệ thống phải phản hồi sự thay đổi nhiệt độ nhanh chóng (độ trễ hiển thị dưới 1 giây).</w:t>
+            </w:r>
+          </w:p>
+          <w:p>
+            <w:pPr>
+              <w:keepNext w:val="0"/>
+              <w:keepLines w:val="0"/>
+              <w:widowControl/>
+              <w:suppressLineNumbers w:val="0"/>
+              <w:shd w:val="clear" w:fill="FFFFFF"/>
+              <w:ind w:left="0" w:firstLine="0"/>
+              <w:jc w:val="left"/>
               <w:rPr>
                 <w:rFonts w:hint="default" w:ascii="Times New Roman" w:hAnsi="Times New Roman" w:cs="Times New Roman"/>
                 <w:b w:val="0"/>
@@ -1753,102 +1771,21 @@
             </w:pPr>
             <w:r>
               <w:rPr>
-                <w:rFonts w:hint="default" w:ascii="Times New Roman" w:hAnsi="Times New Roman" w:eastAsia="SimSun" w:cs="Times New Roman"/>
-                <w:b w:val="0"/>
-                <w:bCs w:val="0"/>
-                <w:i w:val="0"/>
-                <w:iCs w:val="0"/>
-                <w:sz w:val="24"/>
-                <w:szCs w:val="24"/>
-                <w:lang w:val="en-US"/>
-              </w:rPr>
-              <w:t>+</w:t>
-            </w:r>
-            <w:r>
-              <w:rPr>
-                <w:rFonts w:hint="default" w:ascii="Times New Roman" w:hAnsi="Times New Roman" w:eastAsia="SimSun" w:cs="Times New Roman"/>
-                <w:b w:val="0"/>
-                <w:bCs w:val="0"/>
-                <w:i w:val="0"/>
-                <w:iCs w:val="0"/>
-                <w:sz w:val="24"/>
-                <w:szCs w:val="24"/>
-              </w:rPr>
-              <w:t xml:space="preserve"> Người dùng phải có thể dễ dàng chuyển đổi giữa các chế độ.</w:t>
-            </w:r>
-            <w:r>
-              <w:rPr>
-                <w:rFonts w:hint="default" w:ascii="Times New Roman" w:hAnsi="Times New Roman" w:eastAsia="SimSun" w:cs="Times New Roman"/>
-                <w:b w:val="0"/>
-                <w:bCs w:val="0"/>
-                <w:i w:val="0"/>
-                <w:iCs w:val="0"/>
-                <w:sz w:val="24"/>
-                <w:szCs w:val="24"/>
-              </w:rPr>
-              <w:br w:type="textWrapping"/>
-            </w:r>
-            <w:r>
-              <w:rPr>
-                <w:rFonts w:hint="default" w:ascii="Times New Roman" w:hAnsi="Times New Roman" w:eastAsia="SimSun" w:cs="Times New Roman"/>
-                <w:b w:val="0"/>
-                <w:bCs w:val="0"/>
-                <w:i w:val="0"/>
-                <w:iCs w:val="0"/>
-                <w:sz w:val="24"/>
-                <w:szCs w:val="24"/>
-                <w:lang w:val="en-US"/>
-              </w:rPr>
-              <w:t xml:space="preserve">+ </w:t>
-            </w:r>
-            <w:r>
-              <w:rPr>
-                <w:rFonts w:hint="default" w:ascii="Times New Roman" w:hAnsi="Times New Roman" w:eastAsia="SimSun" w:cs="Times New Roman"/>
-                <w:b w:val="0"/>
-                <w:bCs w:val="0"/>
-                <w:i w:val="0"/>
-                <w:iCs w:val="0"/>
-                <w:sz w:val="24"/>
-                <w:szCs w:val="24"/>
-              </w:rPr>
-              <w:t>Người dùng phải có thể dễ dàng chuyển đổi giữa các chế độ .</w:t>
-            </w:r>
-            <w:r>
-              <w:rPr>
-                <w:rFonts w:hint="default" w:ascii="Times New Roman" w:hAnsi="Times New Roman" w:eastAsia="SimSun" w:cs="Times New Roman"/>
-                <w:b w:val="0"/>
-                <w:bCs w:val="0"/>
-                <w:i w:val="0"/>
-                <w:iCs w:val="0"/>
-                <w:sz w:val="24"/>
-                <w:szCs w:val="24"/>
-              </w:rPr>
-              <w:br w:type="textWrapping"/>
-            </w:r>
-            <w:r>
-              <w:rPr>
-                <w:rFonts w:hint="default" w:ascii="Times New Roman" w:hAnsi="Times New Roman" w:eastAsia="SimSun" w:cs="Times New Roman"/>
-                <w:b w:val="0"/>
-                <w:bCs w:val="0"/>
-                <w:i w:val="0"/>
-                <w:iCs w:val="0"/>
-                <w:sz w:val="24"/>
-                <w:szCs w:val="24"/>
-                <w:lang w:val="en-US"/>
-              </w:rPr>
-              <w:t xml:space="preserve">+ </w:t>
-            </w:r>
-            <w:r>
-              <w:rPr>
-                <w:rFonts w:hint="default" w:ascii="Times New Roman" w:hAnsi="Times New Roman" w:eastAsia="SimSun" w:cs="Times New Roman"/>
-                <w:b w:val="0"/>
-                <w:bCs w:val="0"/>
-                <w:i w:val="0"/>
-                <w:iCs w:val="0"/>
-                <w:sz w:val="24"/>
-                <w:szCs w:val="24"/>
-              </w:rPr>
-              <w:t>Hệ thống phải có khả năng hoạt động ổn định trong ít nhất 30 phút ở cả hai chế độ.</w:t>
+                <w:rFonts w:hint="default" w:ascii="Times New Roman" w:hAnsi="Times New Roman" w:eastAsia="Segoe UI" w:cs="Times New Roman"/>
+                <w:b w:val="0"/>
+                <w:bCs w:val="0"/>
+                <w:i w:val="0"/>
+                <w:iCs w:val="0"/>
+                <w:caps w:val="0"/>
+                <w:color w:val="081B3A"/>
+                <w:spacing w:val="2"/>
+                <w:kern w:val="0"/>
+                <w:sz w:val="24"/>
+                <w:szCs w:val="24"/>
+                <w:shd w:val="clear" w:fill="FFFFFF"/>
+                <w:lang w:val="en-US" w:eastAsia="zh-CN" w:bidi="ar"/>
+              </w:rPr>
+              <w:t>- Việc chuyển đổi tốc độ quạt phải mượt mà, tránh hiện tượng quạt bật/tắt liên tục tại điểm ngưỡng.</w:t>
             </w:r>
           </w:p>
         </w:tc>
@@ -1908,8 +1845,57 @@
           </w:tcPr>
           <w:p>
             <w:pPr>
-              <w:widowControl w:val="0"/>
-              <w:jc w:val="center"/>
+              <w:keepNext w:val="0"/>
+              <w:keepLines w:val="0"/>
+              <w:widowControl/>
+              <w:suppressLineNumbers w:val="0"/>
+              <w:pBdr>
+                <w:top w:val="none" w:color="auto" w:sz="0" w:space="0"/>
+              </w:pBdr>
+              <w:shd w:val="clear" w:fill="FFFFFF"/>
+              <w:ind w:left="0" w:firstLine="0"/>
+              <w:jc w:val="left"/>
+              <w:rPr>
+                <w:rFonts w:hint="default" w:ascii="Times New Roman" w:hAnsi="Times New Roman" w:eastAsia="Segoe UI" w:cs="Times New Roman"/>
+                <w:b w:val="0"/>
+                <w:bCs w:val="0"/>
+                <w:i w:val="0"/>
+                <w:iCs w:val="0"/>
+                <w:caps w:val="0"/>
+                <w:color w:val="081B3A"/>
+                <w:spacing w:val="2"/>
+                <w:sz w:val="24"/>
+                <w:szCs w:val="24"/>
+              </w:rPr>
+            </w:pPr>
+            <w:r>
+              <w:rPr>
+                <w:rFonts w:hint="default" w:ascii="Times New Roman" w:hAnsi="Times New Roman" w:eastAsia="Segoe UI" w:cs="Times New Roman"/>
+                <w:b w:val="0"/>
+                <w:bCs w:val="0"/>
+                <w:i w:val="0"/>
+                <w:iCs w:val="0"/>
+                <w:caps w:val="0"/>
+                <w:color w:val="081B3A"/>
+                <w:spacing w:val="2"/>
+                <w:kern w:val="0"/>
+                <w:sz w:val="24"/>
+                <w:szCs w:val="24"/>
+                <w:shd w:val="clear" w:fill="FFFFFF"/>
+                <w:lang w:val="en-US" w:eastAsia="zh-CN" w:bidi="ar"/>
+              </w:rPr>
+              <w:t>- Người dùng hiểu ý nghĩa các thông số hiển thị.</w:t>
+            </w:r>
+          </w:p>
+          <w:p>
+            <w:pPr>
+              <w:keepNext w:val="0"/>
+              <w:keepLines w:val="0"/>
+              <w:widowControl/>
+              <w:suppressLineNumbers w:val="0"/>
+              <w:shd w:val="clear" w:fill="FFFFFF"/>
+              <w:ind w:left="0" w:firstLine="0"/>
+              <w:jc w:val="left"/>
               <w:rPr>
                 <w:rFonts w:hint="default" w:ascii="Times New Roman" w:hAnsi="Times New Roman" w:cs="Times New Roman"/>
                 <w:b w:val="0"/>
@@ -1921,81 +1907,21 @@
             </w:pPr>
             <w:r>
               <w:rPr>
-                <w:rFonts w:hint="default" w:ascii="Times New Roman" w:hAnsi="Times New Roman" w:eastAsia="SimSun" w:cs="Times New Roman"/>
-                <w:b w:val="0"/>
-                <w:bCs w:val="0"/>
-                <w:i w:val="0"/>
-                <w:iCs w:val="0"/>
-                <w:sz w:val="24"/>
-                <w:szCs w:val="24"/>
-              </w:rPr>
-              <w:t xml:space="preserve">- </w:t>
-            </w:r>
-            <w:r>
-              <w:rPr>
-                <w:rFonts w:hint="default" w:ascii="Times New Roman" w:hAnsi="Times New Roman" w:eastAsia="SimSun" w:cs="Times New Roman"/>
-                <w:b w:val="0"/>
-                <w:bCs w:val="0"/>
-                <w:sz w:val="24"/>
-                <w:szCs w:val="24"/>
-              </w:rPr>
-              <w:t xml:space="preserve">Người dùng hiểu ý nghĩa của các thông số hiển thị trên màn hình (Nhiệt độ, </w:t>
-            </w:r>
-            <w:r>
-              <w:rPr>
-                <w:rFonts w:hint="default" w:ascii="Times New Roman" w:hAnsi="Times New Roman" w:eastAsia="SimSun" w:cs="Times New Roman"/>
-                <w:b w:val="0"/>
-                <w:bCs w:val="0"/>
-                <w:sz w:val="24"/>
-                <w:szCs w:val="24"/>
-              </w:rPr>
-              <w:t>Tốc độ quạt</w:t>
-            </w:r>
-            <w:r>
-              <w:rPr>
-                <w:rFonts w:hint="default" w:ascii="Times New Roman" w:hAnsi="Times New Roman" w:eastAsia="SimSun" w:cs="Times New Roman"/>
-                <w:b w:val="0"/>
-                <w:bCs w:val="0"/>
-                <w:sz w:val="24"/>
-                <w:szCs w:val="24"/>
-              </w:rPr>
-              <w:t>, Chế độ).</w:t>
-            </w:r>
-            <w:r>
-              <w:rPr>
-                <w:rFonts w:hint="default" w:ascii="Times New Roman" w:hAnsi="Times New Roman" w:eastAsia="SimSun" w:cs="Times New Roman"/>
-                <w:b w:val="0"/>
-                <w:bCs w:val="0"/>
-                <w:i w:val="0"/>
-                <w:iCs w:val="0"/>
-                <w:sz w:val="24"/>
-                <w:szCs w:val="24"/>
-              </w:rPr>
-              <w:br w:type="textWrapping"/>
-            </w:r>
-            <w:r>
-              <w:rPr>
-                <w:rFonts w:hint="default" w:ascii="Times New Roman" w:hAnsi="Times New Roman" w:eastAsia="SimSun" w:cs="Times New Roman"/>
-                <w:b w:val="0"/>
-                <w:bCs w:val="0"/>
-                <w:i w:val="0"/>
-                <w:iCs w:val="0"/>
-                <w:sz w:val="24"/>
-                <w:szCs w:val="24"/>
-              </w:rPr>
-              <w:br w:type="textWrapping"/>
-            </w:r>
-            <w:r>
-              <w:rPr>
-                <w:rFonts w:hint="default" w:ascii="Times New Roman" w:hAnsi="Times New Roman" w:eastAsia="SimSun" w:cs="Times New Roman"/>
-                <w:b w:val="0"/>
-                <w:bCs w:val="0"/>
-                <w:i w:val="0"/>
-                <w:iCs w:val="0"/>
-                <w:sz w:val="24"/>
-                <w:szCs w:val="24"/>
-              </w:rPr>
-              <w:t>- Nút nhấn và Encoder xoay được tích hợp trên cùng một linh kiện.</w:t>
+                <w:rFonts w:hint="default" w:ascii="Times New Roman" w:hAnsi="Times New Roman" w:eastAsia="Segoe UI" w:cs="Times New Roman"/>
+                <w:b w:val="0"/>
+                <w:bCs w:val="0"/>
+                <w:i w:val="0"/>
+                <w:iCs w:val="0"/>
+                <w:caps w:val="0"/>
+                <w:color w:val="081B3A"/>
+                <w:spacing w:val="2"/>
+                <w:kern w:val="0"/>
+                <w:sz w:val="24"/>
+                <w:szCs w:val="24"/>
+                <w:shd w:val="clear" w:fill="FFFFFF"/>
+                <w:lang w:val="en-US" w:eastAsia="zh-CN" w:bidi="ar"/>
+              </w:rPr>
+              <w:t>- Hệ thống hoạt động trong môi trường nhiệt độ phòng tiêu chuẩn ban đầu.</w:t>
             </w:r>
           </w:p>
         </w:tc>
@@ -2033,19 +1959,21 @@
                 <w:iCs w:val="0"/>
                 <w:sz w:val="24"/>
                 <w:szCs w:val="24"/>
-              </w:rPr>
-            </w:pPr>
-            <w:r>
-              <w:rPr>
-                <w:rFonts w:hint="default" w:ascii="Times New Roman" w:hAnsi="Times New Roman" w:eastAsia="SimSun" w:cs="Times New Roman"/>
-                <w:b w:val="0"/>
-                <w:bCs w:val="0"/>
-                <w:i w:val="0"/>
-                <w:iCs w:val="0"/>
-                <w:sz w:val="24"/>
-                <w:szCs w:val="24"/>
-              </w:rPr>
-              <w:t>Notes</w:t>
+                <w:lang w:val="en-US"/>
+              </w:rPr>
+            </w:pPr>
+            <w:r>
+              <w:rPr>
+                <w:rFonts w:hint="default" w:ascii="Times New Roman" w:hAnsi="Times New Roman" w:eastAsia="SimSun" w:cs="Times New Roman"/>
+                <w:b w:val="0"/>
+                <w:bCs w:val="0"/>
+                <w:i w:val="0"/>
+                <w:iCs w:val="0"/>
+                <w:sz w:val="24"/>
+                <w:szCs w:val="24"/>
+                <w:lang w:val="en-US"/>
+              </w:rPr>
+              <w:t>Author</w:t>
             </w:r>
           </w:p>
         </w:tc>
@@ -2064,80 +1992,10 @@
                 <w:sz w:val="24"/>
                 <w:szCs w:val="24"/>
                 <w:vertAlign w:val="baseline"/>
-              </w:rPr>
-            </w:pPr>
-            <w:r>
-              <w:rPr>
-                <w:rFonts w:hint="default" w:ascii="Times New Roman" w:hAnsi="Times New Roman" w:eastAsia="SimSun" w:cs="Times New Roman"/>
-                <w:b w:val="0"/>
-                <w:bCs w:val="0"/>
-                <w:i w:val="0"/>
-                <w:iCs w:val="0"/>
-                <w:sz w:val="24"/>
-                <w:szCs w:val="24"/>
-              </w:rPr>
-              <w:t>Use case này không mô tả chi tiết thuật toán điều khiển nhiệt độ trong chế độ Tự động, mà chỉ tập trung vào sự tương tác và chuyển đổi trạng thái hệ thống.</w:t>
-            </w:r>
-          </w:p>
-        </w:tc>
-      </w:tr>
-      <w:tr>
-        <w:tblPrEx>
-          <w:tblBorders>
-            <w:top w:val="single" w:color="auto" w:sz="4" w:space="0"/>
-            <w:left w:val="single" w:color="auto" w:sz="4" w:space="0"/>
-            <w:bottom w:val="single" w:color="auto" w:sz="4" w:space="0"/>
-            <w:right w:val="single" w:color="auto" w:sz="4" w:space="0"/>
-            <w:insideH w:val="single" w:color="auto" w:sz="4" w:space="0"/>
-            <w:insideV w:val="single" w:color="auto" w:sz="4" w:space="0"/>
-          </w:tblBorders>
-          <w:tblCellMar>
-            <w:top w:w="0" w:type="dxa"/>
-            <w:left w:w="108" w:type="dxa"/>
-            <w:bottom w:w="0" w:type="dxa"/>
-            <w:right w:w="108" w:type="dxa"/>
-          </w:tblCellMar>
-        </w:tblPrEx>
-        <w:tc>
-          <w:tcPr>
-            <w:tcW w:w="2740" w:type="dxa"/>
-          </w:tcPr>
-          <w:p>
-            <w:pPr>
-              <w:widowControl w:val="0"/>
-              <w:jc w:val="center"/>
-              <w:rPr>
-                <w:rFonts w:hint="default" w:ascii="Times New Roman" w:hAnsi="Times New Roman" w:eastAsia="SimSun" w:cs="Times New Roman"/>
-                <w:b w:val="0"/>
-                <w:bCs w:val="0"/>
-                <w:i w:val="0"/>
-                <w:iCs w:val="0"/>
-                <w:sz w:val="24"/>
-                <w:szCs w:val="24"/>
-              </w:rPr>
-            </w:pPr>
-            <w:r>
-              <w:rPr>
-                <w:rFonts w:hint="default" w:ascii="Times New Roman" w:hAnsi="Times New Roman" w:eastAsia="SimSun" w:cs="Times New Roman"/>
-                <w:b w:val="0"/>
-                <w:bCs w:val="0"/>
-                <w:i w:val="0"/>
-                <w:iCs w:val="0"/>
-                <w:sz w:val="24"/>
-                <w:szCs w:val="24"/>
-              </w:rPr>
-              <w:t>Author</w:t>
-            </w:r>
-          </w:p>
-        </w:tc>
-        <w:tc>
-          <w:tcPr>
-            <w:tcW w:w="5782" w:type="dxa"/>
-          </w:tcPr>
-          <w:p>
-            <w:pPr>
-              <w:widowControl w:val="0"/>
-              <w:jc w:val="center"/>
+                <w:lang w:val="en-US"/>
+              </w:rPr>
+            </w:pPr>
+            <w:r>
               <w:rPr>
                 <w:rFonts w:hint="default" w:ascii="Times New Roman" w:hAnsi="Times New Roman" w:cs="Times New Roman"/>
                 <w:b w:val="0"/>
@@ -2145,17 +2003,7 @@
                 <w:sz w:val="24"/>
                 <w:szCs w:val="24"/>
                 <w:vertAlign w:val="baseline"/>
-              </w:rPr>
-            </w:pPr>
-            <w:r>
-              <w:rPr>
-                <w:rFonts w:hint="default" w:ascii="Times New Roman" w:hAnsi="Times New Roman" w:eastAsia="SimSun" w:cs="Times New Roman"/>
-                <w:b w:val="0"/>
-                <w:bCs w:val="0"/>
-                <w:i w:val="0"/>
-                <w:iCs w:val="0"/>
-                <w:sz w:val="24"/>
-                <w:szCs w:val="24"/>
+                <w:lang w:val="en-US"/>
               </w:rPr>
               <w:t>NHÓM 10</w:t>
             </w:r>
@@ -2163,7 +2011,10 @@
         </w:tc>
       </w:tr>
     </w:tbl>
-    <w:p/>
+    <w:p>
+      <w:bookmarkStart w:id="0" w:name="_GoBack"/>
+      <w:bookmarkEnd w:id="0"/>
+    </w:p>
     <w:sectPr>
       <w:pgSz w:w="11906" w:h="16838"/>
       <w:pgMar w:top="1440" w:right="1800" w:bottom="1440" w:left="1800" w:header="720" w:footer="720" w:gutter="0"/>
@@ -2462,7 +2313,22 @@
       </w:tblCellMar>
     </w:tblPr>
   </w:style>
-  <w:style w:type="table" w:styleId="4">
+  <w:style w:type="paragraph" w:styleId="4">
+    <w:name w:val="Normal (Web)"/>
+    <w:uiPriority w:val="0"/>
+    <w:pPr>
+      <w:spacing w:before="0" w:beforeAutospacing="1" w:after="0" w:afterAutospacing="1"/>
+      <w:ind w:left="0" w:right="0"/>
+      <w:jc w:val="left"/>
+    </w:pPr>
+    <w:rPr>
+      <w:kern w:val="0"/>
+      <w:sz w:val="24"/>
+      <w:szCs w:val="24"/>
+      <w:lang w:val="en-US" w:eastAsia="zh-CN" w:bidi="ar"/>
+    </w:rPr>
+  </w:style>
+  <w:style w:type="table" w:styleId="5">
     <w:name w:val="Table Grid"/>
     <w:basedOn w:val="3"/>
     <w:uiPriority w:val="0"/>
